--- a/PUBLISHED/biol-1/ALL_FILES/Schedule.docx
+++ b/PUBLISHED/biol-1/ALL_FILES/Schedule.docx
@@ -14,7 +14,7 @@
     </w:p>
     <w:p>
       <w:r>
-        <w:t>Week  Day  Date  Topic  Notes      1  Mon  1/19  No Class  MLK Day Holiday    1  Wed  1/21  Module 1: Biology - The Study of Life; Module 2: Basic Chemistry     2  Mon  1/26  Module 3: Organic Molecules; Lab 1     2  Wed  1/28  Module 4: Cells; Lab 2     3  Mon  2/2  Lab 3 / Practice  Monday class meets    3  Wed  2/4  No Class  First Wednesday - Programs Canceled    4  Mon  2/9  Practice Test 1 (Modules 1-4); Module 5: Membranes  Plan upcoming labs    4  Wed  2/11  Module 6: Metabolism; Lab 4     5  Mon  2/16  No Class  Presidents' Day Holiday    5  Wed  2/18  Module 7: Photosynthesis; Lab 5     6  Mon  2/23  Module 8: Cellular Respiration; Lab 6     6  Wed  2/25  Lab 7; Exam 01 Review  Review Session    7  Mon  3/2  Exam 01  Monday class meets    7  Wed  3/4  No Class  First Wednesday - Programs Canceled    8  Mon  3/9  No Class  Spring Break    8  Wed  3/11  No Class  Spring Break    9  Mon  3/16  Module 8: Cellular Respiration     9  Wed  3/18  Module 9: Cell Division and Mitosis     10  Mon  3/23  Exam 02 Review     10  Wed  3/25  Exam 02  Exam + Lab    11  Mon  3/30  Module 10: Meiosis and Sexual Reproduction  Monday class meets    11  Wed  4/1  No Class  First Wednesday - Programs Canceled    12  Mon  4/6  Module 11: Mendelian Genetics     12  Wed  4/8  Lab / Practice     13  Mon  4/13  Module 12: Gene Expression (DNA to Protein)     13  Wed  4/15  Module 13: Regulation of Gene Expression     14  Mon  4/20  Exam 03 Review     14  Wed  4/22  Exam 03  Exam + Lab    15  Mon  4/27  Module 14: Biotechnology and Genomics     15  Wed  4/29  Module 15: Darwin and Evolution     16  Mon  5/4  Module 16: Evolution of Populations (Microevolution); Module 17: Speciation and Macroevolution     16  Wed  5/6  No Class  First Wednesday - Programs Canceled    17  Mon  5/11  Final Exam (Exam 04)  Final Exam + Lab    17  Wed  5/13  No Class      Important Dates</w:t>
+        <w:t>Week  Day  Date  Topic  Notes      1  Mon  1/19  No Class  MLK Day Holiday    1  Wed  1/21  Module 1: Biology - The Study of Life; Module 2: Basic Chemistry     2  Mon  1/26  Module 3: Organic Molecules; Lab 1     2  Wed  1/28  Module 4: Cells; Lab 2     3  Mon  2/2  Lab 3 / Practice  Monday class meets    3  Wed  2/4  No Class  First Wednesday - Programs Canceled    4  Mon  2/9  Practice Test 1 (Modules 1-4)  Plan upcoming labs    4  Wed  2/11  Module 5: Membranes; Lab 4: Liquid Chemistry     5  Mon  2/16  No Class  Presidents' Day Holiday    5  Wed  2/18  Module 6: Metabolism; Lab 5 (TBD)     6  Mon  2/23  Exam 01 Review (Modules 1-6); Lab 6 (TBD)     6  Wed  2/25  Exam 01 (Modules 1-6)  Exam    7  Mon  3/2  Exam 02 Overview (Modules 7-12); Lab Planning  Monday class meets    7  Wed  3/4  No Class  First Wednesday - Programs Canceled    8  Mon  3/9  No Class  Spring Break    8  Wed  3/11  No Class  Spring Break    9  Mon  3/16  Module 8: Cellular Respiration     9  Wed  3/18  Module 9: Cell Division and Mitosis     10  Mon  3/23  Exam 02 Review     10  Wed  3/25  Exam 02  Exam + Lab    11  Mon  3/30  Module 10: Meiosis and Sexual Reproduction  Monday class meets    11  Wed  4/1  No Class  First Wednesday - Programs Canceled    12  Mon  4/6  Module 11: Mendelian Genetics     12  Wed  4/8  Lab / Practice     13  Mon  4/13  Module 12: Gene Expression (DNA to Protein)     13  Wed  4/15  Module 13: Regulation of Gene Expression     14  Mon  4/20  Exam 03 Review     14  Wed  4/22  Exam 03  Exam + Lab    15  Mon  4/27  Module 14: Biotechnology and Genomics     15  Wed  4/29  Module 15: Darwin and Evolution     16  Mon  5/4  Module 16: Evolution of Populations (Microevolution); Module 17: Speciation and Macroevolution     16  Wed  5/6  No Class  First Wednesday - Programs Canceled    17  Mon  5/11  Final Exam (Exam 04)  Final Exam + Lab    17  Wed  5/13  No Class      Important Dates</w:t>
       </w:r>
     </w:p>
     <w:p>

--- a/PUBLISHED/biol-1/ALL_FILES/Schedule.docx
+++ b/PUBLISHED/biol-1/ALL_FILES/Schedule.docx
@@ -14,7 +14,7 @@
     </w:p>
     <w:p>
       <w:r>
-        <w:t>Week  Day  Date  Topic  Notes      1  Mon  1/19  No Class  MLK Day Holiday    1  Wed  1/21  Module 1: Biology - The Study of Life; Module 2: Basic Chemistry     2  Mon  1/26  Module 3: Organic Molecules; Lab 1     2  Wed  1/28  Module 4: Cells; Lab 2     3  Mon  2/2  Lab 3 / Practice  Monday class meets    3  Wed  2/4  No Class  First Wednesday - Programs Canceled    4  Mon  2/9  Practice Test 1 (Modules 1-4)  Plan upcoming labs    4  Wed  2/11  Module 5: Membranes; Lab 4: Liquid Chemistry     5  Mon  2/16  No Class  Presidents' Day Holiday    5  Wed  2/18  Module 6: Metabolism; Lab 5 (TBD)     6  Mon  2/23  Exam 01 Review (Modules 1-6); Lab 6 (TBD)     6  Wed  2/25  Exam 01 (Modules 1-6)  Exam    7  Mon  3/2  Exam 02 Overview (Modules 7-12); Lab Planning  Monday class meets    7  Wed  3/4  No Class  First Wednesday - Programs Canceled    8  Mon  3/9  No Class  Spring Break    8  Wed  3/11  No Class  Spring Break    9  Mon  3/16  Module 8: Cellular Respiration     9  Wed  3/18  Module 9: Cell Division and Mitosis     10  Mon  3/23  Exam 02 Review     10  Wed  3/25  Exam 02  Exam + Lab    11  Mon  3/30  Module 10: Meiosis and Sexual Reproduction  Monday class meets    11  Wed  4/1  No Class  First Wednesday - Programs Canceled    12  Mon  4/6  Module 11: Mendelian Genetics     12  Wed  4/8  Lab / Practice     13  Mon  4/13  Module 12: Gene Expression (DNA to Protein)     13  Wed  4/15  Module 13: Regulation of Gene Expression     14  Mon  4/20  Exam 03 Review     14  Wed  4/22  Exam 03  Exam + Lab    15  Mon  4/27  Module 14: Biotechnology and Genomics     15  Wed  4/29  Module 15: Darwin and Evolution     16  Mon  5/4  Module 16: Evolution of Populations (Microevolution); Module 17: Speciation and Macroevolution     16  Wed  5/6  No Class  First Wednesday - Programs Canceled    17  Mon  5/11  Final Exam (Exam 04)  Final Exam + Lab    17  Wed  5/13  No Class      Important Dates</w:t>
+        <w:t>Week  Day  Date  Topic  Notes      1  Mon  1/19  No Class  MLK Day Holiday    1  Wed  1/21  Module 1: Biology - The Study of Life; Module 2: Basic Chemistry     2  Mon  1/26  Module 3: Organic Molecules; Lab 1     2  Wed  1/28  Module 4: Cells; Lab 2     3  Mon  2/2  Lab 3 / Practice  Monday class meets    3  Wed  2/4  No Class  First Wednesday - Programs Canceled    4  Mon  2/9  Practice Test 1 (Modules 1-4)  Plan upcoming labs    4  Wed  2/11  Module 5: Membranes; Lab 4: Liquid Chemistry     5  Mon  2/16  No Class  Presidents' Day Holiday    5  Wed  2/18  Module 6: Metabolism; Lab 5: Viewing Life     6  Mon  2/23  Exam 01 Review (Modules 1-6); Lab 6: Exam Review (Paper-based)     6  Wed  2/25  Exam 01 (Modules 1-6)  Exam    7  Mon  3/2  Module 7: Photosynthesis &amp; Cellular Respiration (Energy); Lab 7: Energy  Monday class meets    7  Wed  3/4  No Class  First Wednesday - Programs Canceled    8  Mon  3/9  No Class  Spring Break    8  Wed  3/11  No Class  Spring Break    9  Mon  3/16  Module 8: Central Dogma; Lab 8: Central Dogma     9  Wed  3/18  Module 9: Cell Division; Lab 9: Cell Division     10  Mon  3/23  Module 10: Gene Expression &amp; Epigenetics; Lab 10: Gene Regulation     10  Wed  3/25  Module 11: Inheritance; Lab 11: Inheritance     11  Mon  3/30  Exam 02 Review (Modules 7-11)  Monday class meets    11  Wed  4/1  No Class  First Wednesday - Programs Canceled    12  Mon  4/6  Exam 02 (Modules 7-11)  Exam    12  Wed  4/8  Module 12: Gene Expression (DNA to Protein)  Start of new unit    13  Mon  4/13  Module 13: Regulation of Gene Expression     13  Wed  4/15  Module 14: Biotechnology and Genomics     14  Mon  4/20  Exam 03 Review     14  Wed  4/22  Exam 03 (Modules 12-14)  Exam    15  Mon  4/27  Module 15: Darwin and Evolution     15  Wed  4/29  Module 16: Evolution of Populations (Microevolution)     16  Mon  5/4  Module 17: Speciation and Macroevolution     16  Wed  5/6  No Class  First Wednesday - Programs Canceled    17  Mon  5/11  Final Exam (Exam 04)  Final Exam + Lab    17  Wed  5/13  No Class      Important Dates</w:t>
       </w:r>
     </w:p>
     <w:p>

--- a/PUBLISHED/biol-1/ALL_FILES/Schedule.docx
+++ b/PUBLISHED/biol-1/ALL_FILES/Schedule.docx
@@ -14,7 +14,7 @@
     </w:p>
     <w:p>
       <w:r>
-        <w:t>Week  Day  Date  Topic  Notes      1  Mon  1/19  No Class  MLK Day Holiday    1  Wed  1/21  Module 1: Biology - The Study of Life; Module 2: Basic Chemistry     2  Mon  1/26  Module 3: Organic Molecules; Lab 1     2  Wed  1/28  Module 4: Cells; Lab 2     3  Mon  2/2  Lab 3 / Practice  Monday class meets    3  Wed  2/4  No Class  First Wednesday - Programs Canceled    4  Mon  2/9  Practice Test 1 (Modules 1-4)  Plan upcoming labs    4  Wed  2/11  Module 5: Membranes; Lab 4: Liquid Chemistry     5  Mon  2/16  No Class  Presidents' Day Holiday    5  Wed  2/18  Module 6: Metabolism; Lab 5: Viewing Life     6  Mon  2/23  Exam 01 Review (Modules 1-6); Lab 6: Exam Review (Paper-based)     6  Wed  2/25  Exam 01 (Modules 1-6)  Exam    7  Mon  3/2  Module 7: Photosynthesis &amp; Cellular Respiration (Energy); Lab 7: Energy  Monday class meets    7  Wed  3/4  No Class  First Wednesday - Programs Canceled    8  Mon  3/9  No Class  Spring Break    8  Wed  3/11  No Class  Spring Break    9  Mon  3/16  Module 8: Central Dogma; Lab 8: Central Dogma     9  Wed  3/18  Module 9: Cell Division; Lab 9: Cell Division     10  Mon  3/23  Module 10: Gene Expression &amp; Epigenetics; Lab 10: Gene Regulation     10  Wed  3/25  Module 11: Inheritance; Lab 11: Inheritance     11  Mon  3/30  Exam 02 Review (Modules 7-11)  Monday class meets    11  Wed  4/1  No Class  First Wednesday - Programs Canceled    12  Mon  4/6  Exam 02 (Modules 7-11)  Exam    12  Wed  4/8  Module 12: Gene Expression (DNA to Protein)  Start of new unit    13  Mon  4/13  Module 13: Regulation of Gene Expression     13  Wed  4/15  Module 14: Biotechnology and Genomics     14  Mon  4/20  Exam 03 Review     14  Wed  4/22  Exam 03 (Modules 12-14)  Exam    15  Mon  4/27  Module 15: Darwin and Evolution     15  Wed  4/29  Module 16: Evolution of Populations (Microevolution)     16  Mon  5/4  Module 17: Speciation and Macroevolution     16  Wed  5/6  No Class  First Wednesday - Programs Canceled    17  Mon  5/11  Final Exam (Exam 04)  Final Exam + Lab    17  Wed  5/13  No Class      Important Dates</w:t>
+        <w:t>Week  Day  Date  Topic  Notes      1  Mon  1/19  No Class  MLK Day Holiday    1  Wed  1/21  Module 1: Biology - The Study of Life; Module 2: Basic Chemistry     2  Mon  1/26  Module 3: Organic Molecules; Lab 1     2  Wed  1/28  Module 4: Cells; Lab 2     3  Mon  2/2  Lab 3 / Practice  Monday class meets    3  Wed  2/4  No Class  First Wednesday - Programs Canceled    4  Mon  2/9  Practice Test 1 (Modules 1-4)  Plan upcoming labs    4  Wed  2/11  Module 5: Membranes; Lab 4: Liquid Chemistry     5  Mon  2/16  No Class  Presidents' Day Holiday    5  Wed  2/18  Module 6: Metabolism; Lab 5: Viewing Life     6  Mon  2/23  Exam 01 Review (Modules 1-6); Lab 6: Exam Review (Paper-based)     6  Wed  2/25  Exam 01 (Modules 1-6)  Exam    7  Mon  3/2  Module 7-11 Preview  Monday class meets    7  Wed  3/4  No Class  First Wednesday - Programs Canceled    8  Mon  3/9  No Class  Spring Break    8  Wed  3/11  No Class  Spring Break    9  Mon  3/16  Module 07: Molecular Genetics; Lab 07: Molecular Genetics     9  Wed  3/18  Module 08: Cellular Genetics; Lab 08: Cellular Genetics     10  Mon  3/23  Module 09: Inheritance Genetics; Lab 09: Inheritance Genetics     10  Wed  3/25  Module 10: Epigenetics; Lab 10: Epigenetics     11  Mon  3/30  Module 11: Genomics &amp; Biotechnology; Lab 11: Genomics &amp; Biotechnology  Monday class meets    11  Wed  4/1  No Class  First Wednesday - Programs Canceled    12  Mon  4/6  Module 7-11 Review; Lab 12: Exam 02 Review (Paper-based)     12  Wed  4/8  Exam 02 (Modules 7-11)  Exam    13  Mon  4/13  Module 15: Darwin and Evolution  Start of new unit    13  Wed  4/15  Module 16: Evolution of Populations (Microevolution)     14  Mon  4/20  Module 17: Speciation and Macroevolution     14  Wed  4/22  Exam 03 Review (Modules 15-17)     15  Mon  4/27  Exam 03 (Modules 15-17)  Exam    15  Wed  4/29  Final Exam Review (Comprehensive)     16  Mon  5/4  Final Exam Review (Comprehensive)     16  Wed  5/6  No Class  First Wednesday - Programs Canceled    17  Mon  5/11  Final Exam (Exam 04)  Final Exam    17  Wed  5/13  No Class      Important Dates</w:t>
       </w:r>
     </w:p>
     <w:p>

--- a/PUBLISHED/biol-1/ALL_FILES/Schedule.docx
+++ b/PUBLISHED/biol-1/ALL_FILES/Schedule.docx
@@ -14,12 +14,12 @@
     </w:p>
     <w:p>
       <w:r>
-        <w:t>Week  Day  Date  Topic  Notes      1  Mon  1/19  No Class  MLK Day Holiday    1  Wed  1/21  Module 1: Biology - The Study of Life; Module 2: Basic Chemistry     2  Mon  1/26  Module 3: Organic Molecules; Lab 1     2  Wed  1/28  Module 4: Cells; Lab 2     3  Mon  2/2  Lab 3 / Practice  Monday class meets    3  Wed  2/4  No Class  First Wednesday - Programs Canceled    4  Mon  2/9  Practice Test 1 (Modules 1-4)  Plan upcoming labs    4  Wed  2/11  Module 5: Membranes; Lab 4: Liquid Chemistry     5  Mon  2/16  No Class  Presidents' Day Holiday    5  Wed  2/18  Module 6: Metabolism; Lab 5: Viewing Life     6  Mon  2/23  Exam 01 Review (Modules 1-6); Lab 6: Exam Review (Paper-based)     6  Wed  2/25  Exam 01 (Modules 1-6)  Exam    7  Mon  3/2  Module 7-11 Preview  Monday class meets    7  Wed  3/4  No Class  First Wednesday - Programs Canceled    8  Mon  3/9  No Class  Spring Break    8  Wed  3/11  No Class  Spring Break    9  Mon  3/16  Module 07: Molecular Genetics; Lab 07: Molecular Genetics     9  Wed  3/18  Module 08: Cellular Genetics; Lab 08: Cellular Genetics     10  Mon  3/23  Module 09: Inheritance Genetics; Lab 09: Inheritance Genetics     10  Wed  3/25  Module 10: Epigenetics; Lab 10: Epigenetics     11  Mon  3/30  Module 11: Genomics &amp; Biotechnology; Lab 11: Genomics &amp; Biotechnology  Monday class meets    11  Wed  4/1  No Class  First Wednesday - Programs Canceled    12  Mon  4/6  Module 7-11 Review; Lab 12: Exam 02 Review (Paper-based)     12  Wed  4/8  Exam 02 (Modules 7-11)  Exam    13  Mon  4/13  Module 15: Darwin and Evolution  Start of new unit    13  Wed  4/15  Module 16: Evolution of Populations (Microevolution)     14  Mon  4/20  Module 17: Speciation and Macroevolution     14  Wed  4/22  Exam 03 Review (Modules 15-17)     15  Mon  4/27  Exam 03 (Modules 15-17)  Exam    15  Wed  4/29  Final Exam Review (Comprehensive)     16  Mon  5/4  Final Exam Review (Comprehensive)     16  Wed  5/6  No Class  First Wednesday - Programs Canceled    17  Mon  5/11  Final Exam (Exam 04)  Final Exam    17  Wed  5/13  No Class      Important Dates</w:t>
+        <w:t>Week  Day  Date  Topic  Notes      1  Mon  1/19  No Class  MLK Day Holiday    1  Wed  1/21  Module 1: Biology - The Study of Life; Module 2: Basic Chemistry     2  Mon  1/26  Module 3: Organic Molecules; Lab 1     2  Wed  1/28  Module 4: Cells; Lab 2     3  Mon  2/2  Lab 3 / Practice  Monday class meets    3  Wed  2/4  No Class  First Wednesday - Programs Canceled    4  Mon  2/9  Practice Test 1 (Modules 1-4)  Plan upcoming labs    4  Wed  2/11  Module 5: Membranes; Lab 4: Liquid Chemistry     5  Mon  2/16  No Class  Presidents' Day Holiday    5  Wed  2/18  Module 6: Metabolism; Lab 5: Viewing Life     6  Mon  2/23  Exam 01 Review (Modules 1-6); Lab 6: Exam Review (Paper-based)     6  Wed  2/25  Exam 01 (Modules 1-6)  Exam    7  Mon  3/2  Module 7-11 Preview  Monday class meets    7  Wed  3/4  No Class  First Wednesday - Programs Canceled    8  Mon  3/9  Module 07: Molecular Genetics; Lab 07: Molecular Genetics     8  Wed  3/11  Module 08: Cellular Genetics; Lab 08: Cellular Genetics     9  Mon  3/16  No Class  Spring Break    9  Wed  3/18  No Class  Spring Break    10  Mon  3/23  Module 09: Inheritance Genetics; Lab 09: Inheritance Genetics     10  Wed  3/25  Module 10: Epigenetics; Lab 10: Epigenetics     11  Mon  3/30  Module 11: Genomics &amp; Biotechnology; Lab 11: Genomics &amp; Biotechnology  Monday class meets    11  Wed  4/1  No Class  First Wednesday - Programs Canceled    12  Mon  4/6  Module 7-11 Review; Lab 12: Exam 02 Review (Paper-based)     12  Wed  4/8  Exam 02 (Modules 7-11)  Exam    13  Mon  4/13  Module 15: Darwin and Evolution  Start of new unit    13  Wed  4/15  Module 16: Evolution of Populations (Microevolution)     14  Mon  4/20  Module 17: Speciation and Macroevolution     14  Wed  4/22  Exam 03 Review (Modules 15-17)     15  Mon  4/27  Exam 03 (Modules 15-17)  Exam    15  Wed  4/29  Final Exam Review (Comprehensive)     16  Mon  5/4  Final Exam Review (Comprehensive)     16  Wed  5/6  No Class  First Wednesday - Programs Canceled    17  Mon  5/11  Final Exam (Exam 04)  Final Exam    17  Wed  5/13  No Class      Important Dates</w:t>
       </w:r>
     </w:p>
     <w:p>
       <w:r>
-        <w:t>Classes Begin : January 17, 2026  Spring Break : March 9-14, 2026 (No Classes)  Final Examinations : May 11, 2026  Semester Ends : May 15, 2026  Programs Canceled (First Wednesday) : February 4, March 4, April 1, May 6, 2026   Exam Schedule</w:t>
+        <w:t>Classes Begin : January 17, 2026  Spring Break : March 16-21, 2026 (No Classes)  Final Examinations : May 11, 2026  Semester Ends : May 15, 2026  Programs Canceled (First Wednesday) : February 4, March 4, April 1, May 6, 2026   Exam Schedule</w:t>
       </w:r>
     </w:p>
     <w:sectPr>

--- a/PUBLISHED/biol-1/ALL_FILES/Schedule.docx
+++ b/PUBLISHED/biol-1/ALL_FILES/Schedule.docx
@@ -14,12 +14,12 @@
     </w:p>
     <w:p>
       <w:r>
-        <w:t>Week  Day  Date  Topic  Notes      1  Mon  1/19  No Class  MLK Day Holiday    1  Wed  1/21  Module 1: Biology - The Study of Life; Module 2: Basic Chemistry     2  Mon  1/26  Module 3: Organic Molecules; Lab 1     2  Wed  1/28  Module 4: Cells; Lab 2     3  Mon  2/2  Lab 3 / Practice  Monday class meets    3  Wed  2/4  No Class  First Wednesday - Programs Canceled    4  Mon  2/9  Practice Test 1 (Modules 1-4)  Plan upcoming labs    4  Wed  2/11  Module 5: Membranes; Lab 4: Liquid Chemistry     5  Mon  2/16  No Class  Presidents' Day Holiday    5  Wed  2/18  Module 6: Metabolism; Lab 5: Viewing Life     6  Mon  2/23  Exam 01 Review (Modules 1-6); Lab 6: Exam Review (Paper-based)     6  Wed  2/25  Exam 01 (Modules 1-6)  Exam    7  Mon  3/2  Module 7-11 Preview  Monday class meets    7  Wed  3/4  No Class  First Wednesday - Programs Canceled    8  Mon  3/9  Module 07: Molecular Genetics; Lab 07: Molecular Genetics     8  Wed  3/11  Module 08: Cellular Genetics; Lab 08: Cellular Genetics     9  Mon  3/16  No Class  Spring Break    9  Wed  3/18  No Class  Spring Break    10  Mon  3/23  Module 09: Inheritance Genetics; Lab 09: Inheritance Genetics     10  Wed  3/25  Module 10: Epigenetics; Lab 10: Epigenetics     11  Mon  3/30  Module 11: Genomics &amp; Biotechnology; Lab 11: Genomics &amp; Biotechnology  Monday class meets    11  Wed  4/1  No Class  First Wednesday - Programs Canceled    12  Mon  4/6  Module 7-11 Review; Lab 12: Exam 02 Review (Paper-based)     12  Wed  4/8  Exam 02 (Modules 7-11)  Exam    13  Mon  4/13  Module 15: Darwin and Evolution  Start of new unit    13  Wed  4/15  Module 16: Evolution of Populations (Microevolution)     14  Mon  4/20  Module 17: Speciation and Macroevolution     14  Wed  4/22  Exam 03 Review (Modules 15-17)     15  Mon  4/27  Exam 03 (Modules 15-17)  Exam    15  Wed  4/29  Final Exam Review (Comprehensive)     16  Mon  5/4  Final Exam Review (Comprehensive)     16  Wed  5/6  No Class  First Wednesday - Programs Canceled    17  Mon  5/11  Final Exam (Exam 04)  Final Exam    17  Wed  5/13  No Class      Important Dates</w:t>
+        <w:t>Week  Day  Date  Topic  Notes      1  Mon  1/19  No Class  MLK Day Holiday    1  Wed  1/21  Module 1: Biology - The Study of Life; Module 2: Basic Chemistry     2  Mon  1/26  Module 3: Organic Molecules; Lab 1     2  Wed  1/28  Module 4: Cells; Lab 2     3  Mon  2/2  Lab 3 / Practice  Monday class meets    3  Wed  2/4  No Class  First Wednesday - Programs Canceled    4  Mon  2/9  Practice Test 1 (Modules 1-4)  Plan upcoming labs    4  Wed  2/11  Module 5: Membranes; Lab 4: Liquid Chemistry     5  Mon  2/16  No Class  Presidents' Day Holiday    5  Wed  2/18  Module 6: Metabolism; Lab 5: Viewing Life     6  Mon  2/23  Exam 01 Review (Modules 1-6); Lab 6: Exam Review (Paper-based)     6  Wed  2/25  Exam 01 (Modules 1-6)  Exam    7  Mon  3/2  Module 7-11 Preview  Monday class meets    7  Wed  3/4  No Class  First Wednesday - Programs Canceled    8  Mon  3/9  Module 07: Molecular Genetics; Lab 07: Molecular Genetics     8  Wed  3/11  Module 08: Cellular Genetics; Lab 08: Cellular Genetics     9  Mon  3/16  No Class  Spring Break    9  Wed  3/18  No Class  Spring Break    10  Mon  3/23  Module 09: Inheritance Genetics; Lab 09: Inheritance Genetics     10  Wed  3/25  Module 10: Epigenetics; Lab 10: Epigenetics     11  Mon  3/30  Module 11: Genomics &amp; Biotechnology; Lab 11: Genomics &amp; Biotechnology  Monday class meets    11  Wed  4/1  No Class  First Wednesday - Programs Canceled    12  Mon  4/6  Module 7-11 Review; Lab 12: Exam 02 Review (Paper-based)     12  Wed  4/8  Exam 02 (Modules 7-11)  Exam    13  Mon  4/13  Module 12: Darwin and Evolution; Lab 13  Start of new unit    13  Wed  4/15  Module 13: How Populations Evolve; Lab 14     14  Mon  4/20  Module 14: Macroevolution; Lab 15     14  Wed  4/22  Module 15: Population and Systems Ecology; Lab 16     15  Mon  4/27  Module 16: History of Life; Lab 17     15  Wed  4/29  Exam 03 Review (Modules 12-16)     16  Mon  5/4  Exam 03 (Modules 12-16)  Exam    16  Wed  5/6  No Class  First Wednesday - Programs Canceled    17  Mon  5/11  Final Exam Review (Comprehensive)     17  Wed  5/13  Final Exam (Exam 04)  Final Exam     Important Dates</w:t>
       </w:r>
     </w:p>
     <w:p>
       <w:r>
-        <w:t>Classes Begin : January 17, 2026  Spring Break : March 16-21, 2026 (No Classes)  Final Examinations : May 11, 2026  Semester Ends : May 15, 2026  Programs Canceled (First Wednesday) : February 4, March 4, April 1, May 6, 2026   Exam Schedule</w:t>
+        <w:t>Classes Begin : January 17, 2026  Spring Break : March 16-21, 2026 (No Classes)  Final Examinations : May 13, 2026  Semester Ends : May 15, 2026  Programs Canceled (First Wednesday) : February 4, March 4, April 1, May 6, 2026   Exam Schedule</w:t>
       </w:r>
     </w:p>
     <w:sectPr>

--- a/PUBLISHED/biol-1/ALL_FILES/Schedule.docx
+++ b/PUBLISHED/biol-1/ALL_FILES/Schedule.docx
@@ -14,7 +14,7 @@
     </w:p>
     <w:p>
       <w:r>
-        <w:t>Week  Day  Date  Topic  Notes      1  Mon  1/19  No Class  MLK Day Holiday    1  Wed  1/21  Module 1: Biology - The Study of Life; Module 2: Basic Chemistry     2  Mon  1/26  Module 3: Organic Molecules; Lab 1     2  Wed  1/28  Module 4: Cells; Lab 2     3  Mon  2/2  Lab 3 / Practice  Monday class meets    3  Wed  2/4  No Class  First Wednesday - Programs Canceled    4  Mon  2/9  Practice Test 1 (Modules 1-4)  Plan upcoming labs    4  Wed  2/11  Module 5: Membranes; Lab 4: Liquid Chemistry     5  Mon  2/16  No Class  Presidents' Day Holiday    5  Wed  2/18  Module 6: Metabolism; Lab 5: Viewing Life     6  Mon  2/23  Exam 01 Review (Modules 1-6); Lab 6: Exam Review (Paper-based)     6  Wed  2/25  Exam 01 (Modules 1-6)  Exam    7  Mon  3/2  Module 7-11 Preview  Monday class meets    7  Wed  3/4  No Class  First Wednesday - Programs Canceled    8  Mon  3/9  Module 07: Molecular Genetics; Lab 07: Molecular Genetics     8  Wed  3/11  Module 08: Cellular Genetics; Lab 08: Cellular Genetics     9  Mon  3/16  No Class  Spring Break    9  Wed  3/18  No Class  Spring Break    10  Mon  3/23  Module 09: Inheritance Genetics; Lab 09: Inheritance Genetics     10  Wed  3/25  Module 10: Epigenetics; Lab 10: Epigenetics     11  Mon  3/30  Module 11: Genomics &amp; Biotechnology; Lab 11: Genomics &amp; Biotechnology  Monday class meets    11  Wed  4/1  No Class  First Wednesday - Programs Canceled    12  Mon  4/6  Module 7-11 Review; Lab 12: Exam 02 Review (Paper-based)     12  Wed  4/8  Exam 02 (Modules 7-11)  Exam    13  Mon  4/13  Module 12: Darwin and Evolution; Lab 13  Start of new unit    13  Wed  4/15  Module 13: How Populations Evolve; Lab 14     14  Mon  4/20  Module 14: Macroevolution; Lab 15     14  Wed  4/22  Module 15: Population and Systems Ecology; Lab 16     15  Mon  4/27  Module 16: History of Life; Lab 17     15  Wed  4/29  Exam 03 Review (Modules 12-16)     16  Mon  5/4  Exam 03 (Modules 12-16)  Exam    16  Wed  5/6  No Class  First Wednesday - Programs Canceled    17  Mon  5/11  Final Exam Review (Comprehensive)     17  Wed  5/13  Final Exam (Exam 04)  Final Exam     Important Dates</w:t>
+        <w:t>Week  Day  Date  Topic  Notes      1  Mon  1/19  No Class  MLK Day Holiday    1  Wed  1/21  Module 1: Biology - The Study of Life; Module 2: Basic Chemistry     2  Mon  1/26  Module 3: Organic Molecules; Lab 1     2  Wed  1/28  Module 4: Cells; Lab 2     3  Mon  2/2  Lab 3 / Practice  Monday class meets    3  Wed  2/4  No Class  First Wednesday - Programs Canceled    4  Mon  2/9  Practice Test 1 (Modules 1-4)  Plan upcoming labs    4  Wed  2/11  Module 5: Membranes; Lab 4: Liquid Chemistry     5  Mon  2/16  No Class  Presidents' Day Holiday    5  Wed  2/18  Module 6: Metabolism; Lab 5: Viewing Life     6  Mon  2/23  Exam 01 Review (Modules 1-6); Lab 6: Exam Review (Paper-based)     6  Wed  2/25  Exam 01 (Modules 1-6)  Exam    7  Mon  3/2  Module 7-11 Preview  Monday class meets    7  Wed  3/4  No Class  First Wednesday - Programs Canceled    8  Mon  3/9  Module 07: Molecular Genetics; Lab 07: Molecular Genetics     8  Wed  3/11  Module 08: Cellular Genetics; Lab 08: Cellular Genetics     9  Mon  3/16  No Class  Spring Break    9  Wed  3/18  No Class  Spring Break    10  Mon  3/23  Module 09: Inheritance Genetics; Lab 09: Inheritance Genetics     10  Wed  3/25  Module 10: Epigenetics; Lab 10: Epigenetics     11  Mon  3/30  Module 11: Genomics &amp; Biotechnology; Lab 11: Genomics &amp; Biotechnology  Monday class meets    11  Wed  4/1  No Class  First Wednesday - Programs Canceled    12  Mon  4/6  Module 7-11 Review; Lab 12: Exam 02 Review (Paper-based)     12  Wed  4/8  Exam 02 (Modules 7-11)  Exam    13  Mon  4/13  Module 12: Darwin and Evolution (Ch 15); Lab 13  Start of new unit    13  Wed  4/15  Module 13: How Populations Evolve (Ch 16); Lab 14     14  Mon  4/20  Module 14: Macroevolution (Ch 17); Lab 15     14  Wed  4/22  Module 15: Population and Systems Ecology (Ch 44 &amp; 45); Lab 16     15  Mon  4/27  Module 16: History of Life (Ch 18); Lab 17     15  Wed  4/29  Exam 03 Review (Modules 12-16); Lab 18     16  Mon  5/4  Exam 03 (Modules 12-16)  Exam    16  Wed  5/6  No Class  First Wednesday - Programs Canceled    17  Mon  5/11  Recap, Review, and Extra credit opportunity     17  Wed  5/13  Final Exam (Exam 04)  Broad final exam     Important Dates</w:t>
       </w:r>
     </w:p>
     <w:p>

--- a/PUBLISHED/biol-1/ALL_FILES/Schedule.docx
+++ b/PUBLISHED/biol-1/ALL_FILES/Schedule.docx
@@ -14,7 +14,7 @@
     </w:p>
     <w:p>
       <w:r>
-        <w:t>Week  Day  Date  Topic  Notes      1  Mon  1/19  No Class  MLK Day Holiday    1  Wed  1/21  Module 1: Biology - The Study of Life; Module 2: Basic Chemistry     2  Mon  1/26  Module 3: Organic Molecules; Lab 1     2  Wed  1/28  Module 4: Cells; Lab 2     3  Mon  2/2  Lab 3 / Practice  Monday class meets    3  Wed  2/4  No Class  First Wednesday - Programs Canceled    4  Mon  2/9  Practice Test 1 (Modules 1-4)  Plan upcoming labs    4  Wed  2/11  Module 5: Membranes; Lab 4: Liquid Chemistry     5  Mon  2/16  No Class  Presidents' Day Holiday    5  Wed  2/18  Module 6: Metabolism; Lab 5: Viewing Life     6  Mon  2/23  Exam 01 Review (Modules 1-6); Lab 6: Exam Review (Paper-based)     6  Wed  2/25  Exam 01 (Modules 1-6)  Exam    7  Mon  3/2  Module 7-11 Preview  Monday class meets    7  Wed  3/4  No Class  First Wednesday - Programs Canceled    8  Mon  3/9  Module 07: Molecular Genetics; Lab 07: Molecular Genetics     8  Wed  3/11  Module 08: Cellular Genetics; Lab 08: Cellular Genetics     9  Mon  3/16  No Class  Spring Break    9  Wed  3/18  No Class  Spring Break    10  Mon  3/23  Module 09: Inheritance Genetics; Lab 09: Inheritance Genetics     10  Wed  3/25  Module 10: Epigenetics; Lab 10: Epigenetics     11  Mon  3/30  Module 11: Genomics &amp; Biotechnology; Lab 11: Genomics &amp; Biotechnology  Monday class meets    11  Wed  4/1  No Class  First Wednesday - Programs Canceled    12  Mon  4/6  Module 7-11 Review; Lab 12: Exam 02 Review (Paper-based)     12  Wed  4/8  Exam 02 (Modules 7-11)  Exam    13  Mon  4/13  Module 12: Darwin and Evolution (Ch 15); Lab 13  Start of new unit    13  Wed  4/15  Module 13: How Populations Evolve (Ch 16); Lab 14     14  Mon  4/20  Module 14: Macroevolution (Ch 17); Lab 15     14  Wed  4/22  Module 15: Population and Systems Ecology (Ch 44 &amp; 45); Lab 16     15  Mon  4/27  Module 16: History of Life (Ch 18); Lab 17     15  Wed  4/29  Exam 03 Review (Modules 12-16); Lab 18     16  Mon  5/4  Exam 03 (Modules 12-16)  Exam    16  Wed  5/6  No Class  First Wednesday - Programs Canceled    17  Mon  5/11  Recap, Review, and Extra credit opportunity     17  Wed  5/13  Final Exam (Exam 04)  Broad final exam     Important Dates</w:t>
+        <w:t>Week  Day  Date  Topic  Notes      1  Mon  1/19  No Class  MLK Day Holiday    1  Wed  1/21  Module 1: Biology - The Study of Life; Module 2: Basic Chemistry     2  Mon  1/26  Module 3: Organic Molecules; Lab 1     2  Wed  1/28  Module 4: Cells; Lab 2     3  Mon  2/2  Lab 3 / Practice  Monday class meets    3  Wed  2/4  No Class  First Wednesday - Programs Canceled    4  Mon  2/9  Practice Test 1 (Modules 1-4)  Plan upcoming labs    4  Wed  2/11  Module 5: Membranes; Lab 4: Liquid Chemistry     5  Mon  2/16  No Class  Presidents' Day Holiday    5  Wed  2/18  Module 6: Metabolism; Lab 5: Viewing Life     6  Mon  2/23  Exam 01 Review (Modules 1-6); Lab 6: Exam Review (Paper-based)     6  Wed  2/25  Exam 01 (Modules 1-6)  Exam    7  Mon  3/2  Module 7-11 Preview  Monday class meets    7  Wed  3/4  No Class  First Wednesday - Programs Canceled    8  Mon  3/9  Module 07: Molecular Genetics; Lab 07: Molecular Genetics     8  Wed  3/11  Module 08: Cellular Genetics; Lab 08: Cellular Genetics     9  Mon  3/16  No Class  Spring Break    9  Wed  3/18  No Class  Spring Break    10  Mon  3/23  Module 09: Inheritance Genetics; Lab 09: Inheritance Genetics     10  Wed  3/25  Module 10: Epigenetics; Lab 10: Epigenetics     11  Mon  3/30  Module 11: Genomics &amp; Biotechnology; Lab 11: Genomics &amp; Biotechnology  Monday class meets    11  Wed  4/1  No Class  First Wednesday - Programs Canceled    12  Mon  4/6  Module 7-11 Review; Lab 12: Exam 02 Review (Paper-based)     12  Wed  4/8  Exam 02 (Modules 7-11)  Exam    13  Mon  4/13  Module 12: Darwin and Evolution (Ch 15); Lab 13  Start of new unit    13  Wed  4/15  Module 13: How Populations Evolve (Ch 16); Lab 14     14  Mon  4/20  No Class     14  Wed  4/22  Module 14: Macroevolution (Ch 17); Lab 15     15  Mon  4/27  Module 15: Population and Systems Ecology (Ch 44 &amp; 45); Lab 16     15  Wed  4/29  Exam 03 Review (Modules 12-15); Lab 18     16  Mon  5/4  Exam 03 (Modules 12-15)  Exam    16  Wed  5/6  No Class  First Wednesday - Programs Canceled    17  Mon  5/11  Recap, Review, and Extra credit opportunity     17  Wed  5/13  Final Exam (Exam 04)  Broad final exam     Important Dates</w:t>
       </w:r>
     </w:p>
     <w:p>

--- a/PUBLISHED/biol-1/ALL_FILES/Schedule.docx
+++ b/PUBLISHED/biol-1/ALL_FILES/Schedule.docx
@@ -3,23 +3,1960 @@
 <w:document xmlns:wpc="http://schemas.microsoft.com/office/word/2010/wordprocessingCanvas" xmlns:mo="http://schemas.microsoft.com/office/mac/office/2008/main" xmlns:mc="http://schemas.openxmlformats.org/markup-compatibility/2006" xmlns:mv="urn:schemas-microsoft-com:mac:vml" xmlns:o="urn:schemas-microsoft-com:office:office" xmlns:r="http://schemas.openxmlformats.org/officeDocument/2006/relationships" xmlns:m="http://schemas.openxmlformats.org/officeDocument/2006/math" xmlns:v="urn:schemas-microsoft-com:vml" xmlns:wp14="http://schemas.microsoft.com/office/word/2010/wordprocessingDrawing" xmlns:wp="http://schemas.openxmlformats.org/drawingml/2006/wordprocessingDrawing" xmlns:w10="urn:schemas-microsoft-com:office:word" xmlns:w="http://schemas.openxmlformats.org/wordprocessingml/2006/main" xmlns:w14="http://schemas.microsoft.com/office/word/2010/wordml" xmlns:wpg="http://schemas.microsoft.com/office/word/2010/wordprocessingGroup" xmlns:wpi="http://schemas.microsoft.com/office/word/2010/wordprocessingInk" xmlns:wne="http://schemas.microsoft.com/office/word/2006/wordml" xmlns:wps="http://schemas.microsoft.com/office/word/2010/wordprocessingShape" mc:Ignorable="w14 wp14">
   <w:body>
     <w:p>
+      <w:pPr>
+        <w:pStyle w:val="Heading1"/>
+      </w:pPr>
       <w:r>
         <w:t>Course Schedule - BIOL-1: General Biology</w:t>
       </w:r>
     </w:p>
     <w:p>
+      <w:pPr>
+        <w:pStyle w:val="Heading2"/>
+      </w:pPr>
       <w:r>
         <w:t>Spring 2026</w:t>
       </w:r>
     </w:p>
+    <w:tbl>
+      <w:tblPr>
+        <w:tblW w:type="auto" w:w="0"/>
+        <w:tblLook w:firstColumn="1" w:firstRow="1" w:lastColumn="0" w:lastRow="0" w:noHBand="0" w:noVBand="1" w:val="04A0"/>
+      </w:tblPr>
+      <w:tblGrid>
+        <w:gridCol w:w="1728"/>
+        <w:gridCol w:w="1728"/>
+        <w:gridCol w:w="1728"/>
+        <w:gridCol w:w="1728"/>
+        <w:gridCol w:w="1728"/>
+      </w:tblGrid>
+      <w:tr>
+        <w:tc>
+          <w:tcPr>
+            <w:tcW w:type="dxa" w:w="1728"/>
+          </w:tcPr>
+          <w:p>
+            <w:r>
+              <w:t>Week</w:t>
+            </w:r>
+          </w:p>
+        </w:tc>
+        <w:tc>
+          <w:tcPr>
+            <w:tcW w:type="dxa" w:w="1728"/>
+          </w:tcPr>
+          <w:p>
+            <w:r>
+              <w:t>Day</w:t>
+            </w:r>
+          </w:p>
+        </w:tc>
+        <w:tc>
+          <w:tcPr>
+            <w:tcW w:type="dxa" w:w="1728"/>
+          </w:tcPr>
+          <w:p>
+            <w:r>
+              <w:t>Date</w:t>
+            </w:r>
+          </w:p>
+        </w:tc>
+        <w:tc>
+          <w:tcPr>
+            <w:tcW w:type="dxa" w:w="1728"/>
+          </w:tcPr>
+          <w:p>
+            <w:r>
+              <w:t>Topic</w:t>
+            </w:r>
+          </w:p>
+        </w:tc>
+        <w:tc>
+          <w:tcPr>
+            <w:tcW w:type="dxa" w:w="1728"/>
+          </w:tcPr>
+          <w:p>
+            <w:r>
+              <w:t>Notes</w:t>
+            </w:r>
+          </w:p>
+        </w:tc>
+      </w:tr>
+      <w:tr>
+        <w:tc>
+          <w:tcPr>
+            <w:tcW w:type="dxa" w:w="1728"/>
+          </w:tcPr>
+          <w:p>
+            <w:r>
+              <w:t>1</w:t>
+            </w:r>
+          </w:p>
+        </w:tc>
+        <w:tc>
+          <w:tcPr>
+            <w:tcW w:type="dxa" w:w="1728"/>
+          </w:tcPr>
+          <w:p>
+            <w:r>
+              <w:t>Mon</w:t>
+            </w:r>
+          </w:p>
+        </w:tc>
+        <w:tc>
+          <w:tcPr>
+            <w:tcW w:type="dxa" w:w="1728"/>
+          </w:tcPr>
+          <w:p>
+            <w:r>
+              <w:t>1/19</w:t>
+            </w:r>
+          </w:p>
+        </w:tc>
+        <w:tc>
+          <w:tcPr>
+            <w:tcW w:type="dxa" w:w="1728"/>
+          </w:tcPr>
+          <w:p>
+            <w:r>
+              <w:t>No Class</w:t>
+            </w:r>
+          </w:p>
+        </w:tc>
+        <w:tc>
+          <w:tcPr>
+            <w:tcW w:type="dxa" w:w="1728"/>
+          </w:tcPr>
+          <w:p>
+            <w:r>
+              <w:t>MLK Day Holiday</w:t>
+            </w:r>
+          </w:p>
+        </w:tc>
+      </w:tr>
+      <w:tr>
+        <w:tc>
+          <w:tcPr>
+            <w:tcW w:type="dxa" w:w="1728"/>
+          </w:tcPr>
+          <w:p>
+            <w:r>
+              <w:t>1</w:t>
+            </w:r>
+          </w:p>
+        </w:tc>
+        <w:tc>
+          <w:tcPr>
+            <w:tcW w:type="dxa" w:w="1728"/>
+          </w:tcPr>
+          <w:p>
+            <w:r>
+              <w:t>Wed</w:t>
+            </w:r>
+          </w:p>
+        </w:tc>
+        <w:tc>
+          <w:tcPr>
+            <w:tcW w:type="dxa" w:w="1728"/>
+          </w:tcPr>
+          <w:p>
+            <w:r>
+              <w:t>1/21</w:t>
+            </w:r>
+          </w:p>
+        </w:tc>
+        <w:tc>
+          <w:tcPr>
+            <w:tcW w:type="dxa" w:w="1728"/>
+          </w:tcPr>
+          <w:p>
+            <w:r>
+              <w:t>Module 1: Biology - The Study of Life; Module 2: Basic Chemistry</w:t>
+            </w:r>
+          </w:p>
+        </w:tc>
+        <w:tc>
+          <w:tcPr>
+            <w:tcW w:type="dxa" w:w="1728"/>
+          </w:tcPr>
+          <w:p>
+            <w:r/>
+          </w:p>
+        </w:tc>
+      </w:tr>
+      <w:tr>
+        <w:tc>
+          <w:tcPr>
+            <w:tcW w:type="dxa" w:w="1728"/>
+          </w:tcPr>
+          <w:p>
+            <w:r>
+              <w:t>2</w:t>
+            </w:r>
+          </w:p>
+        </w:tc>
+        <w:tc>
+          <w:tcPr>
+            <w:tcW w:type="dxa" w:w="1728"/>
+          </w:tcPr>
+          <w:p>
+            <w:r>
+              <w:t>Mon</w:t>
+            </w:r>
+          </w:p>
+        </w:tc>
+        <w:tc>
+          <w:tcPr>
+            <w:tcW w:type="dxa" w:w="1728"/>
+          </w:tcPr>
+          <w:p>
+            <w:r>
+              <w:t>1/26</w:t>
+            </w:r>
+          </w:p>
+        </w:tc>
+        <w:tc>
+          <w:tcPr>
+            <w:tcW w:type="dxa" w:w="1728"/>
+          </w:tcPr>
+          <w:p>
+            <w:r>
+              <w:t>Module 3: Organic Molecules; Lab 1</w:t>
+            </w:r>
+          </w:p>
+        </w:tc>
+        <w:tc>
+          <w:tcPr>
+            <w:tcW w:type="dxa" w:w="1728"/>
+          </w:tcPr>
+          <w:p>
+            <w:r/>
+          </w:p>
+        </w:tc>
+      </w:tr>
+      <w:tr>
+        <w:tc>
+          <w:tcPr>
+            <w:tcW w:type="dxa" w:w="1728"/>
+          </w:tcPr>
+          <w:p>
+            <w:r>
+              <w:t>2</w:t>
+            </w:r>
+          </w:p>
+        </w:tc>
+        <w:tc>
+          <w:tcPr>
+            <w:tcW w:type="dxa" w:w="1728"/>
+          </w:tcPr>
+          <w:p>
+            <w:r>
+              <w:t>Wed</w:t>
+            </w:r>
+          </w:p>
+        </w:tc>
+        <w:tc>
+          <w:tcPr>
+            <w:tcW w:type="dxa" w:w="1728"/>
+          </w:tcPr>
+          <w:p>
+            <w:r>
+              <w:t>1/28</w:t>
+            </w:r>
+          </w:p>
+        </w:tc>
+        <w:tc>
+          <w:tcPr>
+            <w:tcW w:type="dxa" w:w="1728"/>
+          </w:tcPr>
+          <w:p>
+            <w:r>
+              <w:t>Module 4: Cells; Lab 2</w:t>
+            </w:r>
+          </w:p>
+        </w:tc>
+        <w:tc>
+          <w:tcPr>
+            <w:tcW w:type="dxa" w:w="1728"/>
+          </w:tcPr>
+          <w:p>
+            <w:r/>
+          </w:p>
+        </w:tc>
+      </w:tr>
+      <w:tr>
+        <w:tc>
+          <w:tcPr>
+            <w:tcW w:type="dxa" w:w="1728"/>
+          </w:tcPr>
+          <w:p>
+            <w:r>
+              <w:t>3</w:t>
+            </w:r>
+          </w:p>
+        </w:tc>
+        <w:tc>
+          <w:tcPr>
+            <w:tcW w:type="dxa" w:w="1728"/>
+          </w:tcPr>
+          <w:p>
+            <w:r>
+              <w:t>Mon</w:t>
+            </w:r>
+          </w:p>
+        </w:tc>
+        <w:tc>
+          <w:tcPr>
+            <w:tcW w:type="dxa" w:w="1728"/>
+          </w:tcPr>
+          <w:p>
+            <w:r>
+              <w:t>2/2</w:t>
+            </w:r>
+          </w:p>
+        </w:tc>
+        <w:tc>
+          <w:tcPr>
+            <w:tcW w:type="dxa" w:w="1728"/>
+          </w:tcPr>
+          <w:p>
+            <w:r>
+              <w:t>Lab 3 / Practice</w:t>
+            </w:r>
+          </w:p>
+        </w:tc>
+        <w:tc>
+          <w:tcPr>
+            <w:tcW w:type="dxa" w:w="1728"/>
+          </w:tcPr>
+          <w:p>
+            <w:r>
+              <w:t>Monday class meets</w:t>
+            </w:r>
+          </w:p>
+        </w:tc>
+      </w:tr>
+      <w:tr>
+        <w:tc>
+          <w:tcPr>
+            <w:tcW w:type="dxa" w:w="1728"/>
+          </w:tcPr>
+          <w:p>
+            <w:r>
+              <w:t>3</w:t>
+            </w:r>
+          </w:p>
+        </w:tc>
+        <w:tc>
+          <w:tcPr>
+            <w:tcW w:type="dxa" w:w="1728"/>
+          </w:tcPr>
+          <w:p>
+            <w:r>
+              <w:t>Wed</w:t>
+            </w:r>
+          </w:p>
+        </w:tc>
+        <w:tc>
+          <w:tcPr>
+            <w:tcW w:type="dxa" w:w="1728"/>
+          </w:tcPr>
+          <w:p>
+            <w:r>
+              <w:t>2/4</w:t>
+            </w:r>
+          </w:p>
+        </w:tc>
+        <w:tc>
+          <w:tcPr>
+            <w:tcW w:type="dxa" w:w="1728"/>
+          </w:tcPr>
+          <w:p>
+            <w:r>
+              <w:t>No Class</w:t>
+            </w:r>
+          </w:p>
+        </w:tc>
+        <w:tc>
+          <w:tcPr>
+            <w:tcW w:type="dxa" w:w="1728"/>
+          </w:tcPr>
+          <w:p>
+            <w:r>
+              <w:t>First Wednesday - Programs Canceled</w:t>
+            </w:r>
+          </w:p>
+        </w:tc>
+      </w:tr>
+      <w:tr>
+        <w:tc>
+          <w:tcPr>
+            <w:tcW w:type="dxa" w:w="1728"/>
+          </w:tcPr>
+          <w:p>
+            <w:r>
+              <w:t>4</w:t>
+            </w:r>
+          </w:p>
+        </w:tc>
+        <w:tc>
+          <w:tcPr>
+            <w:tcW w:type="dxa" w:w="1728"/>
+          </w:tcPr>
+          <w:p>
+            <w:r>
+              <w:t>Mon</w:t>
+            </w:r>
+          </w:p>
+        </w:tc>
+        <w:tc>
+          <w:tcPr>
+            <w:tcW w:type="dxa" w:w="1728"/>
+          </w:tcPr>
+          <w:p>
+            <w:r>
+              <w:t>2/9</w:t>
+            </w:r>
+          </w:p>
+        </w:tc>
+        <w:tc>
+          <w:tcPr>
+            <w:tcW w:type="dxa" w:w="1728"/>
+          </w:tcPr>
+          <w:p>
+            <w:r>
+              <w:t>Practice Test 1 (Modules 1-4)</w:t>
+            </w:r>
+          </w:p>
+        </w:tc>
+        <w:tc>
+          <w:tcPr>
+            <w:tcW w:type="dxa" w:w="1728"/>
+          </w:tcPr>
+          <w:p>
+            <w:r>
+              <w:t>Plan upcoming labs</w:t>
+            </w:r>
+          </w:p>
+        </w:tc>
+      </w:tr>
+      <w:tr>
+        <w:tc>
+          <w:tcPr>
+            <w:tcW w:type="dxa" w:w="1728"/>
+          </w:tcPr>
+          <w:p>
+            <w:r>
+              <w:t>4</w:t>
+            </w:r>
+          </w:p>
+        </w:tc>
+        <w:tc>
+          <w:tcPr>
+            <w:tcW w:type="dxa" w:w="1728"/>
+          </w:tcPr>
+          <w:p>
+            <w:r>
+              <w:t>Wed</w:t>
+            </w:r>
+          </w:p>
+        </w:tc>
+        <w:tc>
+          <w:tcPr>
+            <w:tcW w:type="dxa" w:w="1728"/>
+          </w:tcPr>
+          <w:p>
+            <w:r>
+              <w:t>2/11</w:t>
+            </w:r>
+          </w:p>
+        </w:tc>
+        <w:tc>
+          <w:tcPr>
+            <w:tcW w:type="dxa" w:w="1728"/>
+          </w:tcPr>
+          <w:p>
+            <w:r>
+              <w:t>Module 5: Membranes; Lab 4: Liquid Chemistry</w:t>
+            </w:r>
+          </w:p>
+        </w:tc>
+        <w:tc>
+          <w:tcPr>
+            <w:tcW w:type="dxa" w:w="1728"/>
+          </w:tcPr>
+          <w:p>
+            <w:r/>
+          </w:p>
+        </w:tc>
+      </w:tr>
+      <w:tr>
+        <w:tc>
+          <w:tcPr>
+            <w:tcW w:type="dxa" w:w="1728"/>
+          </w:tcPr>
+          <w:p>
+            <w:r>
+              <w:t>5</w:t>
+            </w:r>
+          </w:p>
+        </w:tc>
+        <w:tc>
+          <w:tcPr>
+            <w:tcW w:type="dxa" w:w="1728"/>
+          </w:tcPr>
+          <w:p>
+            <w:r>
+              <w:t>Mon</w:t>
+            </w:r>
+          </w:p>
+        </w:tc>
+        <w:tc>
+          <w:tcPr>
+            <w:tcW w:type="dxa" w:w="1728"/>
+          </w:tcPr>
+          <w:p>
+            <w:r>
+              <w:t>2/16</w:t>
+            </w:r>
+          </w:p>
+        </w:tc>
+        <w:tc>
+          <w:tcPr>
+            <w:tcW w:type="dxa" w:w="1728"/>
+          </w:tcPr>
+          <w:p>
+            <w:r>
+              <w:t>No Class</w:t>
+            </w:r>
+          </w:p>
+        </w:tc>
+        <w:tc>
+          <w:tcPr>
+            <w:tcW w:type="dxa" w:w="1728"/>
+          </w:tcPr>
+          <w:p>
+            <w:r>
+              <w:t>Presidents' Day Holiday</w:t>
+            </w:r>
+          </w:p>
+        </w:tc>
+      </w:tr>
+      <w:tr>
+        <w:tc>
+          <w:tcPr>
+            <w:tcW w:type="dxa" w:w="1728"/>
+          </w:tcPr>
+          <w:p>
+            <w:r>
+              <w:t>5</w:t>
+            </w:r>
+          </w:p>
+        </w:tc>
+        <w:tc>
+          <w:tcPr>
+            <w:tcW w:type="dxa" w:w="1728"/>
+          </w:tcPr>
+          <w:p>
+            <w:r>
+              <w:t>Wed</w:t>
+            </w:r>
+          </w:p>
+        </w:tc>
+        <w:tc>
+          <w:tcPr>
+            <w:tcW w:type="dxa" w:w="1728"/>
+          </w:tcPr>
+          <w:p>
+            <w:r>
+              <w:t>2/18</w:t>
+            </w:r>
+          </w:p>
+        </w:tc>
+        <w:tc>
+          <w:tcPr>
+            <w:tcW w:type="dxa" w:w="1728"/>
+          </w:tcPr>
+          <w:p>
+            <w:r>
+              <w:t>Module 6: Metabolism; Lab 5: Viewing Life</w:t>
+            </w:r>
+          </w:p>
+        </w:tc>
+        <w:tc>
+          <w:tcPr>
+            <w:tcW w:type="dxa" w:w="1728"/>
+          </w:tcPr>
+          <w:p>
+            <w:r/>
+          </w:p>
+        </w:tc>
+      </w:tr>
+      <w:tr>
+        <w:tc>
+          <w:tcPr>
+            <w:tcW w:type="dxa" w:w="1728"/>
+          </w:tcPr>
+          <w:p>
+            <w:r>
+              <w:t>6</w:t>
+            </w:r>
+          </w:p>
+        </w:tc>
+        <w:tc>
+          <w:tcPr>
+            <w:tcW w:type="dxa" w:w="1728"/>
+          </w:tcPr>
+          <w:p>
+            <w:r>
+              <w:t>Mon</w:t>
+            </w:r>
+          </w:p>
+        </w:tc>
+        <w:tc>
+          <w:tcPr>
+            <w:tcW w:type="dxa" w:w="1728"/>
+          </w:tcPr>
+          <w:p>
+            <w:r>
+              <w:t>2/23</w:t>
+            </w:r>
+          </w:p>
+        </w:tc>
+        <w:tc>
+          <w:tcPr>
+            <w:tcW w:type="dxa" w:w="1728"/>
+          </w:tcPr>
+          <w:p>
+            <w:r>
+              <w:t>Exam 01 Review (Modules 1-6); Lab 6: Exam Review (Paper-based)</w:t>
+            </w:r>
+          </w:p>
+        </w:tc>
+        <w:tc>
+          <w:tcPr>
+            <w:tcW w:type="dxa" w:w="1728"/>
+          </w:tcPr>
+          <w:p>
+            <w:r/>
+          </w:p>
+        </w:tc>
+      </w:tr>
+      <w:tr>
+        <w:tc>
+          <w:tcPr>
+            <w:tcW w:type="dxa" w:w="1728"/>
+          </w:tcPr>
+          <w:p>
+            <w:r>
+              <w:t>6</w:t>
+            </w:r>
+          </w:p>
+        </w:tc>
+        <w:tc>
+          <w:tcPr>
+            <w:tcW w:type="dxa" w:w="1728"/>
+          </w:tcPr>
+          <w:p>
+            <w:r>
+              <w:t>Wed</w:t>
+            </w:r>
+          </w:p>
+        </w:tc>
+        <w:tc>
+          <w:tcPr>
+            <w:tcW w:type="dxa" w:w="1728"/>
+          </w:tcPr>
+          <w:p>
+            <w:r>
+              <w:t>2/25</w:t>
+            </w:r>
+          </w:p>
+        </w:tc>
+        <w:tc>
+          <w:tcPr>
+            <w:tcW w:type="dxa" w:w="1728"/>
+          </w:tcPr>
+          <w:p>
+            <w:r>
+              <w:t>Exam 01 (Modules 1-6)</w:t>
+            </w:r>
+          </w:p>
+        </w:tc>
+        <w:tc>
+          <w:tcPr>
+            <w:tcW w:type="dxa" w:w="1728"/>
+          </w:tcPr>
+          <w:p>
+            <w:r>
+              <w:t>Exam</w:t>
+            </w:r>
+          </w:p>
+        </w:tc>
+      </w:tr>
+      <w:tr>
+        <w:tc>
+          <w:tcPr>
+            <w:tcW w:type="dxa" w:w="1728"/>
+          </w:tcPr>
+          <w:p>
+            <w:r>
+              <w:t>7</w:t>
+            </w:r>
+          </w:p>
+        </w:tc>
+        <w:tc>
+          <w:tcPr>
+            <w:tcW w:type="dxa" w:w="1728"/>
+          </w:tcPr>
+          <w:p>
+            <w:r>
+              <w:t>Mon</w:t>
+            </w:r>
+          </w:p>
+        </w:tc>
+        <w:tc>
+          <w:tcPr>
+            <w:tcW w:type="dxa" w:w="1728"/>
+          </w:tcPr>
+          <w:p>
+            <w:r>
+              <w:t>3/2</w:t>
+            </w:r>
+          </w:p>
+        </w:tc>
+        <w:tc>
+          <w:tcPr>
+            <w:tcW w:type="dxa" w:w="1728"/>
+          </w:tcPr>
+          <w:p>
+            <w:r>
+              <w:t>Module 7-11 Preview</w:t>
+            </w:r>
+          </w:p>
+        </w:tc>
+        <w:tc>
+          <w:tcPr>
+            <w:tcW w:type="dxa" w:w="1728"/>
+          </w:tcPr>
+          <w:p>
+            <w:r>
+              <w:t>Monday class meets</w:t>
+            </w:r>
+          </w:p>
+        </w:tc>
+      </w:tr>
+      <w:tr>
+        <w:tc>
+          <w:tcPr>
+            <w:tcW w:type="dxa" w:w="1728"/>
+          </w:tcPr>
+          <w:p>
+            <w:r>
+              <w:t>7</w:t>
+            </w:r>
+          </w:p>
+        </w:tc>
+        <w:tc>
+          <w:tcPr>
+            <w:tcW w:type="dxa" w:w="1728"/>
+          </w:tcPr>
+          <w:p>
+            <w:r>
+              <w:t>Wed</w:t>
+            </w:r>
+          </w:p>
+        </w:tc>
+        <w:tc>
+          <w:tcPr>
+            <w:tcW w:type="dxa" w:w="1728"/>
+          </w:tcPr>
+          <w:p>
+            <w:r>
+              <w:t>3/4</w:t>
+            </w:r>
+          </w:p>
+        </w:tc>
+        <w:tc>
+          <w:tcPr>
+            <w:tcW w:type="dxa" w:w="1728"/>
+          </w:tcPr>
+          <w:p>
+            <w:r>
+              <w:t>No Class</w:t>
+            </w:r>
+          </w:p>
+        </w:tc>
+        <w:tc>
+          <w:tcPr>
+            <w:tcW w:type="dxa" w:w="1728"/>
+          </w:tcPr>
+          <w:p>
+            <w:r>
+              <w:t>First Wednesday - Programs Canceled</w:t>
+            </w:r>
+          </w:p>
+        </w:tc>
+      </w:tr>
+      <w:tr>
+        <w:tc>
+          <w:tcPr>
+            <w:tcW w:type="dxa" w:w="1728"/>
+          </w:tcPr>
+          <w:p>
+            <w:r>
+              <w:t>8</w:t>
+            </w:r>
+          </w:p>
+        </w:tc>
+        <w:tc>
+          <w:tcPr>
+            <w:tcW w:type="dxa" w:w="1728"/>
+          </w:tcPr>
+          <w:p>
+            <w:r>
+              <w:t>Mon</w:t>
+            </w:r>
+          </w:p>
+        </w:tc>
+        <w:tc>
+          <w:tcPr>
+            <w:tcW w:type="dxa" w:w="1728"/>
+          </w:tcPr>
+          <w:p>
+            <w:r>
+              <w:t>3/9</w:t>
+            </w:r>
+          </w:p>
+        </w:tc>
+        <w:tc>
+          <w:tcPr>
+            <w:tcW w:type="dxa" w:w="1728"/>
+          </w:tcPr>
+          <w:p>
+            <w:r>
+              <w:t>Module 07: Molecular Genetics; Lab 07: Molecular Genetics</w:t>
+            </w:r>
+          </w:p>
+        </w:tc>
+        <w:tc>
+          <w:tcPr>
+            <w:tcW w:type="dxa" w:w="1728"/>
+          </w:tcPr>
+          <w:p>
+            <w:r/>
+          </w:p>
+        </w:tc>
+      </w:tr>
+      <w:tr>
+        <w:tc>
+          <w:tcPr>
+            <w:tcW w:type="dxa" w:w="1728"/>
+          </w:tcPr>
+          <w:p>
+            <w:r>
+              <w:t>8</w:t>
+            </w:r>
+          </w:p>
+        </w:tc>
+        <w:tc>
+          <w:tcPr>
+            <w:tcW w:type="dxa" w:w="1728"/>
+          </w:tcPr>
+          <w:p>
+            <w:r>
+              <w:t>Wed</w:t>
+            </w:r>
+          </w:p>
+        </w:tc>
+        <w:tc>
+          <w:tcPr>
+            <w:tcW w:type="dxa" w:w="1728"/>
+          </w:tcPr>
+          <w:p>
+            <w:r>
+              <w:t>3/11</w:t>
+            </w:r>
+          </w:p>
+        </w:tc>
+        <w:tc>
+          <w:tcPr>
+            <w:tcW w:type="dxa" w:w="1728"/>
+          </w:tcPr>
+          <w:p>
+            <w:r>
+              <w:t>Module 08: Cellular Genetics; Lab 08: Cellular Genetics</w:t>
+            </w:r>
+          </w:p>
+        </w:tc>
+        <w:tc>
+          <w:tcPr>
+            <w:tcW w:type="dxa" w:w="1728"/>
+          </w:tcPr>
+          <w:p>
+            <w:r/>
+          </w:p>
+        </w:tc>
+      </w:tr>
+      <w:tr>
+        <w:tc>
+          <w:tcPr>
+            <w:tcW w:type="dxa" w:w="1728"/>
+          </w:tcPr>
+          <w:p>
+            <w:r>
+              <w:t>9</w:t>
+            </w:r>
+          </w:p>
+        </w:tc>
+        <w:tc>
+          <w:tcPr>
+            <w:tcW w:type="dxa" w:w="1728"/>
+          </w:tcPr>
+          <w:p>
+            <w:r>
+              <w:t>Mon</w:t>
+            </w:r>
+          </w:p>
+        </w:tc>
+        <w:tc>
+          <w:tcPr>
+            <w:tcW w:type="dxa" w:w="1728"/>
+          </w:tcPr>
+          <w:p>
+            <w:r>
+              <w:t>3/16</w:t>
+            </w:r>
+          </w:p>
+        </w:tc>
+        <w:tc>
+          <w:tcPr>
+            <w:tcW w:type="dxa" w:w="1728"/>
+          </w:tcPr>
+          <w:p>
+            <w:r>
+              <w:t>No Class</w:t>
+            </w:r>
+          </w:p>
+        </w:tc>
+        <w:tc>
+          <w:tcPr>
+            <w:tcW w:type="dxa" w:w="1728"/>
+          </w:tcPr>
+          <w:p>
+            <w:r>
+              <w:t>Spring Break</w:t>
+            </w:r>
+          </w:p>
+        </w:tc>
+      </w:tr>
+      <w:tr>
+        <w:tc>
+          <w:tcPr>
+            <w:tcW w:type="dxa" w:w="1728"/>
+          </w:tcPr>
+          <w:p>
+            <w:r>
+              <w:t>9</w:t>
+            </w:r>
+          </w:p>
+        </w:tc>
+        <w:tc>
+          <w:tcPr>
+            <w:tcW w:type="dxa" w:w="1728"/>
+          </w:tcPr>
+          <w:p>
+            <w:r>
+              <w:t>Wed</w:t>
+            </w:r>
+          </w:p>
+        </w:tc>
+        <w:tc>
+          <w:tcPr>
+            <w:tcW w:type="dxa" w:w="1728"/>
+          </w:tcPr>
+          <w:p>
+            <w:r>
+              <w:t>3/18</w:t>
+            </w:r>
+          </w:p>
+        </w:tc>
+        <w:tc>
+          <w:tcPr>
+            <w:tcW w:type="dxa" w:w="1728"/>
+          </w:tcPr>
+          <w:p>
+            <w:r>
+              <w:t>No Class</w:t>
+            </w:r>
+          </w:p>
+        </w:tc>
+        <w:tc>
+          <w:tcPr>
+            <w:tcW w:type="dxa" w:w="1728"/>
+          </w:tcPr>
+          <w:p>
+            <w:r>
+              <w:t>Spring Break</w:t>
+            </w:r>
+          </w:p>
+        </w:tc>
+      </w:tr>
+      <w:tr>
+        <w:tc>
+          <w:tcPr>
+            <w:tcW w:type="dxa" w:w="1728"/>
+          </w:tcPr>
+          <w:p>
+            <w:r>
+              <w:t>10</w:t>
+            </w:r>
+          </w:p>
+        </w:tc>
+        <w:tc>
+          <w:tcPr>
+            <w:tcW w:type="dxa" w:w="1728"/>
+          </w:tcPr>
+          <w:p>
+            <w:r>
+              <w:t>Mon</w:t>
+            </w:r>
+          </w:p>
+        </w:tc>
+        <w:tc>
+          <w:tcPr>
+            <w:tcW w:type="dxa" w:w="1728"/>
+          </w:tcPr>
+          <w:p>
+            <w:r>
+              <w:t>3/23</w:t>
+            </w:r>
+          </w:p>
+        </w:tc>
+        <w:tc>
+          <w:tcPr>
+            <w:tcW w:type="dxa" w:w="1728"/>
+          </w:tcPr>
+          <w:p>
+            <w:r>
+              <w:t>Module 09: Inheritance Genetics; Lab 09: Inheritance Genetics</w:t>
+            </w:r>
+          </w:p>
+        </w:tc>
+        <w:tc>
+          <w:tcPr>
+            <w:tcW w:type="dxa" w:w="1728"/>
+          </w:tcPr>
+          <w:p>
+            <w:r/>
+          </w:p>
+        </w:tc>
+      </w:tr>
+      <w:tr>
+        <w:tc>
+          <w:tcPr>
+            <w:tcW w:type="dxa" w:w="1728"/>
+          </w:tcPr>
+          <w:p>
+            <w:r>
+              <w:t>10</w:t>
+            </w:r>
+          </w:p>
+        </w:tc>
+        <w:tc>
+          <w:tcPr>
+            <w:tcW w:type="dxa" w:w="1728"/>
+          </w:tcPr>
+          <w:p>
+            <w:r>
+              <w:t>Wed</w:t>
+            </w:r>
+          </w:p>
+        </w:tc>
+        <w:tc>
+          <w:tcPr>
+            <w:tcW w:type="dxa" w:w="1728"/>
+          </w:tcPr>
+          <w:p>
+            <w:r>
+              <w:t>3/25</w:t>
+            </w:r>
+          </w:p>
+        </w:tc>
+        <w:tc>
+          <w:tcPr>
+            <w:tcW w:type="dxa" w:w="1728"/>
+          </w:tcPr>
+          <w:p>
+            <w:r>
+              <w:t>Module 10: Epigenetics; Lab 10: Epigenetics</w:t>
+            </w:r>
+          </w:p>
+        </w:tc>
+        <w:tc>
+          <w:tcPr>
+            <w:tcW w:type="dxa" w:w="1728"/>
+          </w:tcPr>
+          <w:p>
+            <w:r/>
+          </w:p>
+        </w:tc>
+      </w:tr>
+      <w:tr>
+        <w:tc>
+          <w:tcPr>
+            <w:tcW w:type="dxa" w:w="1728"/>
+          </w:tcPr>
+          <w:p>
+            <w:r>
+              <w:t>11</w:t>
+            </w:r>
+          </w:p>
+        </w:tc>
+        <w:tc>
+          <w:tcPr>
+            <w:tcW w:type="dxa" w:w="1728"/>
+          </w:tcPr>
+          <w:p>
+            <w:r>
+              <w:t>Mon</w:t>
+            </w:r>
+          </w:p>
+        </w:tc>
+        <w:tc>
+          <w:tcPr>
+            <w:tcW w:type="dxa" w:w="1728"/>
+          </w:tcPr>
+          <w:p>
+            <w:r>
+              <w:t>3/30</w:t>
+            </w:r>
+          </w:p>
+        </w:tc>
+        <w:tc>
+          <w:tcPr>
+            <w:tcW w:type="dxa" w:w="1728"/>
+          </w:tcPr>
+          <w:p>
+            <w:r>
+              <w:t>Module 11: Genomics &amp; Biotechnology; Lab 11: Genomics &amp; Biotechnology</w:t>
+            </w:r>
+          </w:p>
+        </w:tc>
+        <w:tc>
+          <w:tcPr>
+            <w:tcW w:type="dxa" w:w="1728"/>
+          </w:tcPr>
+          <w:p>
+            <w:r>
+              <w:t>Monday class meets</w:t>
+            </w:r>
+          </w:p>
+        </w:tc>
+      </w:tr>
+      <w:tr>
+        <w:tc>
+          <w:tcPr>
+            <w:tcW w:type="dxa" w:w="1728"/>
+          </w:tcPr>
+          <w:p>
+            <w:r>
+              <w:t>11</w:t>
+            </w:r>
+          </w:p>
+        </w:tc>
+        <w:tc>
+          <w:tcPr>
+            <w:tcW w:type="dxa" w:w="1728"/>
+          </w:tcPr>
+          <w:p>
+            <w:r>
+              <w:t>Wed</w:t>
+            </w:r>
+          </w:p>
+        </w:tc>
+        <w:tc>
+          <w:tcPr>
+            <w:tcW w:type="dxa" w:w="1728"/>
+          </w:tcPr>
+          <w:p>
+            <w:r>
+              <w:t>4/1</w:t>
+            </w:r>
+          </w:p>
+        </w:tc>
+        <w:tc>
+          <w:tcPr>
+            <w:tcW w:type="dxa" w:w="1728"/>
+          </w:tcPr>
+          <w:p>
+            <w:r>
+              <w:t>No Class</w:t>
+            </w:r>
+          </w:p>
+        </w:tc>
+        <w:tc>
+          <w:tcPr>
+            <w:tcW w:type="dxa" w:w="1728"/>
+          </w:tcPr>
+          <w:p>
+            <w:r>
+              <w:t>First Wednesday - Programs Canceled</w:t>
+            </w:r>
+          </w:p>
+        </w:tc>
+      </w:tr>
+      <w:tr>
+        <w:tc>
+          <w:tcPr>
+            <w:tcW w:type="dxa" w:w="1728"/>
+          </w:tcPr>
+          <w:p>
+            <w:r>
+              <w:t>12</w:t>
+            </w:r>
+          </w:p>
+        </w:tc>
+        <w:tc>
+          <w:tcPr>
+            <w:tcW w:type="dxa" w:w="1728"/>
+          </w:tcPr>
+          <w:p>
+            <w:r>
+              <w:t>Mon</w:t>
+            </w:r>
+          </w:p>
+        </w:tc>
+        <w:tc>
+          <w:tcPr>
+            <w:tcW w:type="dxa" w:w="1728"/>
+          </w:tcPr>
+          <w:p>
+            <w:r>
+              <w:t>4/6</w:t>
+            </w:r>
+          </w:p>
+        </w:tc>
+        <w:tc>
+          <w:tcPr>
+            <w:tcW w:type="dxa" w:w="1728"/>
+          </w:tcPr>
+          <w:p>
+            <w:r>
+              <w:t>Module 7-11 Review; Lab 12: Exam 02 Review (Paper-based)</w:t>
+            </w:r>
+          </w:p>
+        </w:tc>
+        <w:tc>
+          <w:tcPr>
+            <w:tcW w:type="dxa" w:w="1728"/>
+          </w:tcPr>
+          <w:p>
+            <w:r/>
+          </w:p>
+        </w:tc>
+      </w:tr>
+      <w:tr>
+        <w:tc>
+          <w:tcPr>
+            <w:tcW w:type="dxa" w:w="1728"/>
+          </w:tcPr>
+          <w:p>
+            <w:r>
+              <w:t>12</w:t>
+            </w:r>
+          </w:p>
+        </w:tc>
+        <w:tc>
+          <w:tcPr>
+            <w:tcW w:type="dxa" w:w="1728"/>
+          </w:tcPr>
+          <w:p>
+            <w:r>
+              <w:t>Wed</w:t>
+            </w:r>
+          </w:p>
+        </w:tc>
+        <w:tc>
+          <w:tcPr>
+            <w:tcW w:type="dxa" w:w="1728"/>
+          </w:tcPr>
+          <w:p>
+            <w:r>
+              <w:t>4/8</w:t>
+            </w:r>
+          </w:p>
+        </w:tc>
+        <w:tc>
+          <w:tcPr>
+            <w:tcW w:type="dxa" w:w="1728"/>
+          </w:tcPr>
+          <w:p>
+            <w:r>
+              <w:t>Exam 02 (Modules 7-11)</w:t>
+            </w:r>
+          </w:p>
+        </w:tc>
+        <w:tc>
+          <w:tcPr>
+            <w:tcW w:type="dxa" w:w="1728"/>
+          </w:tcPr>
+          <w:p>
+            <w:r>
+              <w:t>Exam</w:t>
+            </w:r>
+          </w:p>
+        </w:tc>
+      </w:tr>
+      <w:tr>
+        <w:tc>
+          <w:tcPr>
+            <w:tcW w:type="dxa" w:w="1728"/>
+          </w:tcPr>
+          <w:p>
+            <w:r>
+              <w:t>13</w:t>
+            </w:r>
+          </w:p>
+        </w:tc>
+        <w:tc>
+          <w:tcPr>
+            <w:tcW w:type="dxa" w:w="1728"/>
+          </w:tcPr>
+          <w:p>
+            <w:r>
+              <w:t>Mon</w:t>
+            </w:r>
+          </w:p>
+        </w:tc>
+        <w:tc>
+          <w:tcPr>
+            <w:tcW w:type="dxa" w:w="1728"/>
+          </w:tcPr>
+          <w:p>
+            <w:r>
+              <w:t>4/13</w:t>
+            </w:r>
+          </w:p>
+        </w:tc>
+        <w:tc>
+          <w:tcPr>
+            <w:tcW w:type="dxa" w:w="1728"/>
+          </w:tcPr>
+          <w:p>
+            <w:r>
+              <w:t>Module 12: Darwin and Evolution (Ch 15); Lab 13</w:t>
+            </w:r>
+          </w:p>
+        </w:tc>
+        <w:tc>
+          <w:tcPr>
+            <w:tcW w:type="dxa" w:w="1728"/>
+          </w:tcPr>
+          <w:p>
+            <w:r>
+              <w:t>Start of new unit</w:t>
+            </w:r>
+          </w:p>
+        </w:tc>
+      </w:tr>
+      <w:tr>
+        <w:tc>
+          <w:tcPr>
+            <w:tcW w:type="dxa" w:w="1728"/>
+          </w:tcPr>
+          <w:p>
+            <w:r>
+              <w:t>13</w:t>
+            </w:r>
+          </w:p>
+        </w:tc>
+        <w:tc>
+          <w:tcPr>
+            <w:tcW w:type="dxa" w:w="1728"/>
+          </w:tcPr>
+          <w:p>
+            <w:r>
+              <w:t>Wed</w:t>
+            </w:r>
+          </w:p>
+        </w:tc>
+        <w:tc>
+          <w:tcPr>
+            <w:tcW w:type="dxa" w:w="1728"/>
+          </w:tcPr>
+          <w:p>
+            <w:r>
+              <w:t>4/15</w:t>
+            </w:r>
+          </w:p>
+        </w:tc>
+        <w:tc>
+          <w:tcPr>
+            <w:tcW w:type="dxa" w:w="1728"/>
+          </w:tcPr>
+          <w:p>
+            <w:r>
+              <w:t>Module 13: How Populations Evolve (Ch 16); Lab 14</w:t>
+            </w:r>
+          </w:p>
+        </w:tc>
+        <w:tc>
+          <w:tcPr>
+            <w:tcW w:type="dxa" w:w="1728"/>
+          </w:tcPr>
+          <w:p>
+            <w:r/>
+          </w:p>
+        </w:tc>
+      </w:tr>
+      <w:tr>
+        <w:tc>
+          <w:tcPr>
+            <w:tcW w:type="dxa" w:w="1728"/>
+          </w:tcPr>
+          <w:p>
+            <w:r>
+              <w:t>14</w:t>
+            </w:r>
+          </w:p>
+        </w:tc>
+        <w:tc>
+          <w:tcPr>
+            <w:tcW w:type="dxa" w:w="1728"/>
+          </w:tcPr>
+          <w:p>
+            <w:r>
+              <w:t>Mon</w:t>
+            </w:r>
+          </w:p>
+        </w:tc>
+        <w:tc>
+          <w:tcPr>
+            <w:tcW w:type="dxa" w:w="1728"/>
+          </w:tcPr>
+          <w:p>
+            <w:r>
+              <w:t>4/20</w:t>
+            </w:r>
+          </w:p>
+        </w:tc>
+        <w:tc>
+          <w:tcPr>
+            <w:tcW w:type="dxa" w:w="1728"/>
+          </w:tcPr>
+          <w:p>
+            <w:r>
+              <w:t>No Class</w:t>
+            </w:r>
+          </w:p>
+        </w:tc>
+        <w:tc>
+          <w:tcPr>
+            <w:tcW w:type="dxa" w:w="1728"/>
+          </w:tcPr>
+          <w:p>
+            <w:r/>
+          </w:p>
+        </w:tc>
+      </w:tr>
+      <w:tr>
+        <w:tc>
+          <w:tcPr>
+            <w:tcW w:type="dxa" w:w="1728"/>
+          </w:tcPr>
+          <w:p>
+            <w:r>
+              <w:t>14</w:t>
+            </w:r>
+          </w:p>
+        </w:tc>
+        <w:tc>
+          <w:tcPr>
+            <w:tcW w:type="dxa" w:w="1728"/>
+          </w:tcPr>
+          <w:p>
+            <w:r>
+              <w:t>Wed</w:t>
+            </w:r>
+          </w:p>
+        </w:tc>
+        <w:tc>
+          <w:tcPr>
+            <w:tcW w:type="dxa" w:w="1728"/>
+          </w:tcPr>
+          <w:p>
+            <w:r>
+              <w:t>4/22</w:t>
+            </w:r>
+          </w:p>
+        </w:tc>
+        <w:tc>
+          <w:tcPr>
+            <w:tcW w:type="dxa" w:w="1728"/>
+          </w:tcPr>
+          <w:p>
+            <w:r>
+              <w:t>Module 14: Macroevolution (Ch 17); Lab 15</w:t>
+            </w:r>
+          </w:p>
+        </w:tc>
+        <w:tc>
+          <w:tcPr>
+            <w:tcW w:type="dxa" w:w="1728"/>
+          </w:tcPr>
+          <w:p>
+            <w:r/>
+          </w:p>
+        </w:tc>
+      </w:tr>
+      <w:tr>
+        <w:tc>
+          <w:tcPr>
+            <w:tcW w:type="dxa" w:w="1728"/>
+          </w:tcPr>
+          <w:p>
+            <w:r>
+              <w:t>15</w:t>
+            </w:r>
+          </w:p>
+        </w:tc>
+        <w:tc>
+          <w:tcPr>
+            <w:tcW w:type="dxa" w:w="1728"/>
+          </w:tcPr>
+          <w:p>
+            <w:r>
+              <w:t>Mon</w:t>
+            </w:r>
+          </w:p>
+        </w:tc>
+        <w:tc>
+          <w:tcPr>
+            <w:tcW w:type="dxa" w:w="1728"/>
+          </w:tcPr>
+          <w:p>
+            <w:r>
+              <w:t>4/27</w:t>
+            </w:r>
+          </w:p>
+        </w:tc>
+        <w:tc>
+          <w:tcPr>
+            <w:tcW w:type="dxa" w:w="1728"/>
+          </w:tcPr>
+          <w:p>
+            <w:r>
+              <w:t>Module 15: Population and Systems Ecology (Ch 44 &amp; 45); Lab 16</w:t>
+            </w:r>
+          </w:p>
+        </w:tc>
+        <w:tc>
+          <w:tcPr>
+            <w:tcW w:type="dxa" w:w="1728"/>
+          </w:tcPr>
+          <w:p>
+            <w:r/>
+          </w:p>
+        </w:tc>
+      </w:tr>
+      <w:tr>
+        <w:tc>
+          <w:tcPr>
+            <w:tcW w:type="dxa" w:w="1728"/>
+          </w:tcPr>
+          <w:p>
+            <w:r>
+              <w:t>15</w:t>
+            </w:r>
+          </w:p>
+        </w:tc>
+        <w:tc>
+          <w:tcPr>
+            <w:tcW w:type="dxa" w:w="1728"/>
+          </w:tcPr>
+          <w:p>
+            <w:r>
+              <w:t>Wed</w:t>
+            </w:r>
+          </w:p>
+        </w:tc>
+        <w:tc>
+          <w:tcPr>
+            <w:tcW w:type="dxa" w:w="1728"/>
+          </w:tcPr>
+          <w:p>
+            <w:r>
+              <w:t>4/29</w:t>
+            </w:r>
+          </w:p>
+        </w:tc>
+        <w:tc>
+          <w:tcPr>
+            <w:tcW w:type="dxa" w:w="1728"/>
+          </w:tcPr>
+          <w:p>
+            <w:r>
+              <w:t>Exam 03 Review (Modules 12-15); Lab 18</w:t>
+            </w:r>
+          </w:p>
+        </w:tc>
+        <w:tc>
+          <w:tcPr>
+            <w:tcW w:type="dxa" w:w="1728"/>
+          </w:tcPr>
+          <w:p>
+            <w:r/>
+          </w:p>
+        </w:tc>
+      </w:tr>
+      <w:tr>
+        <w:tc>
+          <w:tcPr>
+            <w:tcW w:type="dxa" w:w="1728"/>
+          </w:tcPr>
+          <w:p>
+            <w:r>
+              <w:t>16</w:t>
+            </w:r>
+          </w:p>
+        </w:tc>
+        <w:tc>
+          <w:tcPr>
+            <w:tcW w:type="dxa" w:w="1728"/>
+          </w:tcPr>
+          <w:p>
+            <w:r>
+              <w:t>Mon</w:t>
+            </w:r>
+          </w:p>
+        </w:tc>
+        <w:tc>
+          <w:tcPr>
+            <w:tcW w:type="dxa" w:w="1728"/>
+          </w:tcPr>
+          <w:p>
+            <w:r>
+              <w:t>5/4</w:t>
+            </w:r>
+          </w:p>
+        </w:tc>
+        <w:tc>
+          <w:tcPr>
+            <w:tcW w:type="dxa" w:w="1728"/>
+          </w:tcPr>
+          <w:p>
+            <w:r>
+              <w:t>Exam 03 (Modules 12-15)</w:t>
+            </w:r>
+          </w:p>
+        </w:tc>
+        <w:tc>
+          <w:tcPr>
+            <w:tcW w:type="dxa" w:w="1728"/>
+          </w:tcPr>
+          <w:p>
+            <w:r>
+              <w:t>Exam</w:t>
+            </w:r>
+          </w:p>
+        </w:tc>
+      </w:tr>
+      <w:tr>
+        <w:tc>
+          <w:tcPr>
+            <w:tcW w:type="dxa" w:w="1728"/>
+          </w:tcPr>
+          <w:p>
+            <w:r>
+              <w:t>16</w:t>
+            </w:r>
+          </w:p>
+        </w:tc>
+        <w:tc>
+          <w:tcPr>
+            <w:tcW w:type="dxa" w:w="1728"/>
+          </w:tcPr>
+          <w:p>
+            <w:r>
+              <w:t>Wed</w:t>
+            </w:r>
+          </w:p>
+        </w:tc>
+        <w:tc>
+          <w:tcPr>
+            <w:tcW w:type="dxa" w:w="1728"/>
+          </w:tcPr>
+          <w:p>
+            <w:r>
+              <w:t>5/6</w:t>
+            </w:r>
+          </w:p>
+        </w:tc>
+        <w:tc>
+          <w:tcPr>
+            <w:tcW w:type="dxa" w:w="1728"/>
+          </w:tcPr>
+          <w:p>
+            <w:r>
+              <w:t>No Class</w:t>
+            </w:r>
+          </w:p>
+        </w:tc>
+        <w:tc>
+          <w:tcPr>
+            <w:tcW w:type="dxa" w:w="1728"/>
+          </w:tcPr>
+          <w:p>
+            <w:r>
+              <w:t>First Wednesday - Programs Canceled</w:t>
+            </w:r>
+          </w:p>
+        </w:tc>
+      </w:tr>
+      <w:tr>
+        <w:tc>
+          <w:tcPr>
+            <w:tcW w:type="dxa" w:w="1728"/>
+          </w:tcPr>
+          <w:p>
+            <w:r>
+              <w:t>17</w:t>
+            </w:r>
+          </w:p>
+        </w:tc>
+        <w:tc>
+          <w:tcPr>
+            <w:tcW w:type="dxa" w:w="1728"/>
+          </w:tcPr>
+          <w:p>
+            <w:r>
+              <w:t>Mon</w:t>
+            </w:r>
+          </w:p>
+        </w:tc>
+        <w:tc>
+          <w:tcPr>
+            <w:tcW w:type="dxa" w:w="1728"/>
+          </w:tcPr>
+          <w:p>
+            <w:r>
+              <w:t>5/11</w:t>
+            </w:r>
+          </w:p>
+        </w:tc>
+        <w:tc>
+          <w:tcPr>
+            <w:tcW w:type="dxa" w:w="1728"/>
+          </w:tcPr>
+          <w:p>
+            <w:r>
+              <w:t>Recap, Review, and Extra credit opportunity</w:t>
+            </w:r>
+          </w:p>
+        </w:tc>
+        <w:tc>
+          <w:tcPr>
+            <w:tcW w:type="dxa" w:w="1728"/>
+          </w:tcPr>
+          <w:p>
+            <w:r/>
+          </w:p>
+        </w:tc>
+      </w:tr>
+      <w:tr>
+        <w:tc>
+          <w:tcPr>
+            <w:tcW w:type="dxa" w:w="1728"/>
+          </w:tcPr>
+          <w:p>
+            <w:r>
+              <w:t>17</w:t>
+            </w:r>
+          </w:p>
+        </w:tc>
+        <w:tc>
+          <w:tcPr>
+            <w:tcW w:type="dxa" w:w="1728"/>
+          </w:tcPr>
+          <w:p>
+            <w:r>
+              <w:t>Wed</w:t>
+            </w:r>
+          </w:p>
+        </w:tc>
+        <w:tc>
+          <w:tcPr>
+            <w:tcW w:type="dxa" w:w="1728"/>
+          </w:tcPr>
+          <w:p>
+            <w:r>
+              <w:t>5/13</w:t>
+            </w:r>
+          </w:p>
+        </w:tc>
+        <w:tc>
+          <w:tcPr>
+            <w:tcW w:type="dxa" w:w="1728"/>
+          </w:tcPr>
+          <w:p>
+            <w:r>
+              <w:t>Final Exam (Exam 04)</w:t>
+            </w:r>
+          </w:p>
+        </w:tc>
+        <w:tc>
+          <w:tcPr>
+            <w:tcW w:type="dxa" w:w="1728"/>
+          </w:tcPr>
+          <w:p>
+            <w:r>
+              <w:t>Broad final exam</w:t>
+            </w:r>
+          </w:p>
+        </w:tc>
+      </w:tr>
+    </w:tbl>
     <w:p>
+      <w:pPr>
+        <w:pStyle w:val="Heading2"/>
+      </w:pPr>
       <w:r>
-        <w:t>Week  Day  Date  Topic  Notes      1  Mon  1/19  No Class  MLK Day Holiday    1  Wed  1/21  Module 1: Biology - The Study of Life; Module 2: Basic Chemistry     2  Mon  1/26  Module 3: Organic Molecules; Lab 1     2  Wed  1/28  Module 4: Cells; Lab 2     3  Mon  2/2  Lab 3 / Practice  Monday class meets    3  Wed  2/4  No Class  First Wednesday - Programs Canceled    4  Mon  2/9  Practice Test 1 (Modules 1-4)  Plan upcoming labs    4  Wed  2/11  Module 5: Membranes; Lab 4: Liquid Chemistry     5  Mon  2/16  No Class  Presidents' Day Holiday    5  Wed  2/18  Module 6: Metabolism; Lab 5: Viewing Life     6  Mon  2/23  Exam 01 Review (Modules 1-6); Lab 6: Exam Review (Paper-based)     6  Wed  2/25  Exam 01 (Modules 1-6)  Exam    7  Mon  3/2  Module 7-11 Preview  Monday class meets    7  Wed  3/4  No Class  First Wednesday - Programs Canceled    8  Mon  3/9  Module 07: Molecular Genetics; Lab 07: Molecular Genetics     8  Wed  3/11  Module 08: Cellular Genetics; Lab 08: Cellular Genetics     9  Mon  3/16  No Class  Spring Break    9  Wed  3/18  No Class  Spring Break    10  Mon  3/23  Module 09: Inheritance Genetics; Lab 09: Inheritance Genetics     10  Wed  3/25  Module 10: Epigenetics; Lab 10: Epigenetics     11  Mon  3/30  Module 11: Genomics &amp; Biotechnology; Lab 11: Genomics &amp; Biotechnology  Monday class meets    11  Wed  4/1  No Class  First Wednesday - Programs Canceled    12  Mon  4/6  Module 7-11 Review; Lab 12: Exam 02 Review (Paper-based)     12  Wed  4/8  Exam 02 (Modules 7-11)  Exam    13  Mon  4/13  Module 12: Darwin and Evolution (Ch 15); Lab 13  Start of new unit    13  Wed  4/15  Module 13: How Populations Evolve (Ch 16); Lab 14     14  Mon  4/20  No Class     14  Wed  4/22  Module 14: Macroevolution (Ch 17); Lab 15     15  Mon  4/27  Module 15: Population and Systems Ecology (Ch 44 &amp; 45); Lab 16     15  Wed  4/29  Exam 03 Review (Modules 12-15); Lab 18     16  Mon  5/4  Exam 03 (Modules 12-15)  Exam    16  Wed  5/6  No Class  First Wednesday - Programs Canceled    17  Mon  5/11  Recap, Review, and Extra credit opportunity     17  Wed  5/13  Final Exam (Exam 04)  Broad final exam     Important Dates</w:t>
+        <w:t>Important Dates</w:t>
       </w:r>
     </w:p>
     <w:p>
       <w:r>
-        <w:t>Classes Begin : January 17, 2026  Spring Break : March 16-21, 2026 (No Classes)  Final Examinations : May 13, 2026  Semester Ends : May 15, 2026  Programs Canceled (First Wednesday) : February 4, March 4, April 1, May 6, 2026   Exam Schedule</w:t>
+        <w:t xml:space="preserve">• </w:t>
+      </w:r>
+      <w:r>
+        <w:rPr>
+          <w:b/>
+        </w:rPr>
+        <w:t>Classes Begin</w:t>
+      </w:r>
+      <w:r>
+        <w:t>: January 17, 2026</w:t>
+      </w:r>
+    </w:p>
+    <w:p>
+      <w:r>
+        <w:t xml:space="preserve">• </w:t>
+      </w:r>
+      <w:r>
+        <w:rPr>
+          <w:b/>
+        </w:rPr>
+        <w:t>Spring Break</w:t>
+      </w:r>
+      <w:r>
+        <w:t>: March 16-21, 2026 (No Classes)</w:t>
+      </w:r>
+    </w:p>
+    <w:p>
+      <w:r>
+        <w:t xml:space="preserve">• </w:t>
+      </w:r>
+      <w:r>
+        <w:rPr>
+          <w:b/>
+        </w:rPr>
+        <w:t>Final Examinations</w:t>
+      </w:r>
+      <w:r>
+        <w:t>: May 13, 2026</w:t>
+      </w:r>
+    </w:p>
+    <w:p>
+      <w:r>
+        <w:t xml:space="preserve">• </w:t>
+      </w:r>
+      <w:r>
+        <w:rPr>
+          <w:b/>
+        </w:rPr>
+        <w:t>Semester Ends</w:t>
+      </w:r>
+      <w:r>
+        <w:t>: May 15, 2026</w:t>
+      </w:r>
+    </w:p>
+    <w:p>
+      <w:r>
+        <w:t xml:space="preserve">• </w:t>
+      </w:r>
+      <w:r>
+        <w:rPr>
+          <w:b/>
+        </w:rPr>
+        <w:t>Programs Canceled (First Wednesday)</w:t>
+      </w:r>
+      <w:r>
+        <w:t>: February 4, March 4, April 1, May 6, 2026</w:t>
+      </w:r>
+    </w:p>
+    <w:p>
+      <w:pPr>
+        <w:pStyle w:val="Heading2"/>
+      </w:pPr>
+      <w:r>
+        <w:t>Exam Schedule</w:t>
+      </w:r>
+    </w:p>
+    <w:p>
+      <w:r>
+        <w:t xml:space="preserve">• </w:t>
+      </w:r>
+      <w:r>
+        <w:rPr>
+          <w:b/>
+        </w:rPr>
+        <w:t>Exam 01</w:t>
+      </w:r>
+      <w:r>
+        <w:t>: Week 6 (February 25, 2026) - Modules 1-6</w:t>
+      </w:r>
+    </w:p>
+    <w:p>
+      <w:r>
+        <w:t xml:space="preserve">• </w:t>
+      </w:r>
+      <w:r>
+        <w:rPr>
+          <w:b/>
+        </w:rPr>
+        <w:t>Exam 02</w:t>
+      </w:r>
+      <w:r>
+        <w:t>: Week 12 (April 8, 2026) - Modules 7-11</w:t>
+      </w:r>
+    </w:p>
+    <w:p>
+      <w:r>
+        <w:t xml:space="preserve">• </w:t>
+      </w:r>
+      <w:r>
+        <w:rPr>
+          <w:b/>
+        </w:rPr>
+        <w:t>Exam 03</w:t>
+      </w:r>
+      <w:r>
+        <w:t>: Week 16 (May 4, 2026) - Modules 12-15</w:t>
+      </w:r>
+    </w:p>
+    <w:p>
+      <w:r>
+        <w:t xml:space="preserve">• </w:t>
+      </w:r>
+      <w:r>
+        <w:rPr>
+          <w:b/>
+        </w:rPr>
+        <w:t>Exam 04</w:t>
+      </w:r>
+      <w:r>
+        <w:t>: Week 17 (May 13, 2026) - Final Exam (Comprehensive)</w:t>
       </w:r>
     </w:p>
     <w:sectPr>

--- a/PUBLISHED/biol-1/ALL_FILES/Schedule.docx
+++ b/PUBLISHED/biol-1/ALL_FILES/Schedule.docx
@@ -1597,7 +1597,7 @@
           </w:tcPr>
           <w:p>
             <w:r>
-              <w:t>Exam 03 Review (Modules 12-15); Lab 18</w:t>
+              <w:t>Exam 03 Review (Modules 12-15); Lab 17</w:t>
             </w:r>
           </w:p>
         </w:tc>

--- a/PUBLISHED/biol-1/ALL_FILES/Schedule.docx
+++ b/PUBLISHED/biol-1/ALL_FILES/Schedule.docx
@@ -15,7 +15,14 @@
         <w:pStyle w:val="Heading2"/>
       </w:pPr>
       <w:r>
-        <w:t>Spring 2026</w:t>
+        <w:t>Fall 2026</w:t>
+      </w:r>
+    </w:p>
+    <w:p>
+      <w:r>
+        <w:t>Draft schedule for the Fall 2026 Pelican Bay offering. Section number,</w:t>
+        <w:br/>
+        <w:t>yard/room, and official final-exam slot remain TBD.</w:t>
       </w:r>
     </w:p>
     <w:tbl>
@@ -109,7 +116,7 @@
           </w:tcPr>
           <w:p>
             <w:r>
-              <w:t>1/19</w:t>
+              <w:t>8/24</w:t>
             </w:r>
           </w:p>
         </w:tc>
@@ -119,7 +126,7 @@
           </w:tcPr>
           <w:p>
             <w:r>
-              <w:t>No Class</w:t>
+              <w:t>Module 1: Biology - The Study of Life; Module 2: Basic Chemistry</w:t>
             </w:r>
           </w:p>
         </w:tc>
@@ -129,7 +136,7 @@
           </w:tcPr>
           <w:p>
             <w:r>
-              <w:t>MLK Day Holiday</w:t>
+              <w:t>First class meeting</w:t>
             </w:r>
           </w:p>
         </w:tc>
@@ -161,7 +168,7 @@
           </w:tcPr>
           <w:p>
             <w:r>
-              <w:t>1/21</w:t>
+              <w:t>8/26</w:t>
             </w:r>
           </w:p>
         </w:tc>
@@ -171,7 +178,7 @@
           </w:tcPr>
           <w:p>
             <w:r>
-              <w:t>Module 1: Biology - The Study of Life; Module 2: Basic Chemistry</w:t>
+              <w:t>Module 3: Organic Molecules; Lab 1</w:t>
             </w:r>
           </w:p>
         </w:tc>
@@ -211,7 +218,7 @@
           </w:tcPr>
           <w:p>
             <w:r>
-              <w:t>1/26</w:t>
+              <w:t>8/31</w:t>
             </w:r>
           </w:p>
         </w:tc>
@@ -221,7 +228,7 @@
           </w:tcPr>
           <w:p>
             <w:r>
-              <w:t>Module 3: Organic Molecules; Lab 1</w:t>
+              <w:t>Module 4: Cells; Lab 2</w:t>
             </w:r>
           </w:p>
         </w:tc>
@@ -261,7 +268,7 @@
           </w:tcPr>
           <w:p>
             <w:r>
-              <w:t>1/28</w:t>
+              <w:t>9/2</w:t>
             </w:r>
           </w:p>
         </w:tc>
@@ -271,7 +278,7 @@
           </w:tcPr>
           <w:p>
             <w:r>
-              <w:t>Module 4: Cells; Lab 2</w:t>
+              <w:t>No Class</w:t>
             </w:r>
           </w:p>
         </w:tc>
@@ -280,7 +287,9 @@
             <w:tcW w:type="dxa" w:w="1728"/>
           </w:tcPr>
           <w:p>
-            <w:r/>
+            <w:r>
+              <w:t>First Wednesday - Programs Canceled</w:t>
+            </w:r>
           </w:p>
         </w:tc>
       </w:tr>
@@ -311,7 +320,7 @@
           </w:tcPr>
           <w:p>
             <w:r>
-              <w:t>2/2</w:t>
+              <w:t>9/7</w:t>
             </w:r>
           </w:p>
         </w:tc>
@@ -321,7 +330,7 @@
           </w:tcPr>
           <w:p>
             <w:r>
-              <w:t>Lab 3 / Practice</w:t>
+              <w:t>No Class</w:t>
             </w:r>
           </w:p>
         </w:tc>
@@ -331,7 +340,7 @@
           </w:tcPr>
           <w:p>
             <w:r>
-              <w:t>Monday class meets</w:t>
+              <w:t>Labor Day Holiday</w:t>
             </w:r>
           </w:p>
         </w:tc>
@@ -363,7 +372,7 @@
           </w:tcPr>
           <w:p>
             <w:r>
-              <w:t>2/4</w:t>
+              <w:t>9/9</w:t>
             </w:r>
           </w:p>
         </w:tc>
@@ -373,7 +382,7 @@
           </w:tcPr>
           <w:p>
             <w:r>
-              <w:t>No Class</w:t>
+              <w:t>Lab 3 / Practice</w:t>
             </w:r>
           </w:p>
         </w:tc>
@@ -382,9 +391,7 @@
             <w:tcW w:type="dxa" w:w="1728"/>
           </w:tcPr>
           <w:p>
-            <w:r>
-              <w:t>First Wednesday - Programs Canceled</w:t>
-            </w:r>
+            <w:r/>
           </w:p>
         </w:tc>
       </w:tr>
@@ -415,7 +422,7 @@
           </w:tcPr>
           <w:p>
             <w:r>
-              <w:t>2/9</w:t>
+              <w:t>9/14</w:t>
             </w:r>
           </w:p>
         </w:tc>
@@ -425,7 +432,7 @@
           </w:tcPr>
           <w:p>
             <w:r>
-              <w:t>Practice Test 1 (Modules 1-4)</w:t>
+              <w:t>Practice Test 01 (Modules 1-4)</w:t>
             </w:r>
           </w:p>
         </w:tc>
@@ -467,7 +474,7 @@
           </w:tcPr>
           <w:p>
             <w:r>
-              <w:t>2/11</w:t>
+              <w:t>9/16</w:t>
             </w:r>
           </w:p>
         </w:tc>
@@ -517,7 +524,7 @@
           </w:tcPr>
           <w:p>
             <w:r>
-              <w:t>2/16</w:t>
+              <w:t>9/21</w:t>
             </w:r>
           </w:p>
         </w:tc>
@@ -527,7 +534,7 @@
           </w:tcPr>
           <w:p>
             <w:r>
-              <w:t>No Class</w:t>
+              <w:t>Module 6: Metabolism; Lab 5: Viewing Life</w:t>
             </w:r>
           </w:p>
         </w:tc>
@@ -536,9 +543,7 @@
             <w:tcW w:type="dxa" w:w="1728"/>
           </w:tcPr>
           <w:p>
-            <w:r>
-              <w:t>Presidents' Day Holiday</w:t>
-            </w:r>
+            <w:r/>
           </w:p>
         </w:tc>
       </w:tr>
@@ -569,7 +574,7 @@
           </w:tcPr>
           <w:p>
             <w:r>
-              <w:t>2/18</w:t>
+              <w:t>9/23</w:t>
             </w:r>
           </w:p>
         </w:tc>
@@ -579,7 +584,7 @@
           </w:tcPr>
           <w:p>
             <w:r>
-              <w:t>Module 6: Metabolism; Lab 5: Viewing Life</w:t>
+              <w:t>Practice Test 02 (Modules 5-6) / Exam 01 Review (Modules 1-6); Lab 6: Exam Review (Paper-based)</w:t>
             </w:r>
           </w:p>
         </w:tc>
@@ -619,57 +624,7 @@
           </w:tcPr>
           <w:p>
             <w:r>
-              <w:t>2/23</w:t>
-            </w:r>
-          </w:p>
-        </w:tc>
-        <w:tc>
-          <w:tcPr>
-            <w:tcW w:type="dxa" w:w="1728"/>
-          </w:tcPr>
-          <w:p>
-            <w:r>
-              <w:t>Exam 01 Review (Modules 1-6); Lab 6: Exam Review (Paper-based)</w:t>
-            </w:r>
-          </w:p>
-        </w:tc>
-        <w:tc>
-          <w:tcPr>
-            <w:tcW w:type="dxa" w:w="1728"/>
-          </w:tcPr>
-          <w:p>
-            <w:r/>
-          </w:p>
-        </w:tc>
-      </w:tr>
-      <w:tr>
-        <w:tc>
-          <w:tcPr>
-            <w:tcW w:type="dxa" w:w="1728"/>
-          </w:tcPr>
-          <w:p>
-            <w:r>
-              <w:t>6</w:t>
-            </w:r>
-          </w:p>
-        </w:tc>
-        <w:tc>
-          <w:tcPr>
-            <w:tcW w:type="dxa" w:w="1728"/>
-          </w:tcPr>
-          <w:p>
-            <w:r>
-              <w:t>Wed</w:t>
-            </w:r>
-          </w:p>
-        </w:tc>
-        <w:tc>
-          <w:tcPr>
-            <w:tcW w:type="dxa" w:w="1728"/>
-          </w:tcPr>
-          <w:p>
-            <w:r>
-              <w:t>2/25</w:t>
+              <w:t>9/28</w:t>
             </w:r>
           </w:p>
         </w:tc>
@@ -701,6 +656,56 @@
           </w:tcPr>
           <w:p>
             <w:r>
+              <w:t>6</w:t>
+            </w:r>
+          </w:p>
+        </w:tc>
+        <w:tc>
+          <w:tcPr>
+            <w:tcW w:type="dxa" w:w="1728"/>
+          </w:tcPr>
+          <w:p>
+            <w:r>
+              <w:t>Wed</w:t>
+            </w:r>
+          </w:p>
+        </w:tc>
+        <w:tc>
+          <w:tcPr>
+            <w:tcW w:type="dxa" w:w="1728"/>
+          </w:tcPr>
+          <w:p>
+            <w:r>
+              <w:t>9/30</w:t>
+            </w:r>
+          </w:p>
+        </w:tc>
+        <w:tc>
+          <w:tcPr>
+            <w:tcW w:type="dxa" w:w="1728"/>
+          </w:tcPr>
+          <w:p>
+            <w:r>
+              <w:t>Modules 07-11 Preview</w:t>
+            </w:r>
+          </w:p>
+        </w:tc>
+        <w:tc>
+          <w:tcPr>
+            <w:tcW w:type="dxa" w:w="1728"/>
+          </w:tcPr>
+          <w:p>
+            <w:r/>
+          </w:p>
+        </w:tc>
+      </w:tr>
+      <w:tr>
+        <w:tc>
+          <w:tcPr>
+            <w:tcW w:type="dxa" w:w="1728"/>
+          </w:tcPr>
+          <w:p>
+            <w:r>
               <w:t>7</w:t>
             </w:r>
           </w:p>
@@ -721,7 +726,7 @@
           </w:tcPr>
           <w:p>
             <w:r>
-              <w:t>3/2</w:t>
+              <w:t>10/5</w:t>
             </w:r>
           </w:p>
         </w:tc>
@@ -731,7 +736,7 @@
           </w:tcPr>
           <w:p>
             <w:r>
-              <w:t>Module 7-11 Preview</w:t>
+              <w:t>Module 07: Molecular Genetics; Lab 07: Molecular Genetics</w:t>
             </w:r>
           </w:p>
         </w:tc>
@@ -740,9 +745,7 @@
             <w:tcW w:type="dxa" w:w="1728"/>
           </w:tcPr>
           <w:p>
-            <w:r>
-              <w:t>Monday class meets</w:t>
-            </w:r>
+            <w:r/>
           </w:p>
         </w:tc>
       </w:tr>
@@ -773,7 +776,7 @@
           </w:tcPr>
           <w:p>
             <w:r>
-              <w:t>3/4</w:t>
+              <w:t>10/7</w:t>
             </w:r>
           </w:p>
         </w:tc>
@@ -825,7 +828,7 @@
           </w:tcPr>
           <w:p>
             <w:r>
-              <w:t>3/9</w:t>
+              <w:t>10/12</w:t>
             </w:r>
           </w:p>
         </w:tc>
@@ -835,7 +838,7 @@
           </w:tcPr>
           <w:p>
             <w:r>
-              <w:t>Module 07: Molecular Genetics; Lab 07: Molecular Genetics</w:t>
+              <w:t>Module 08: Cellular Genetics; Lab 08: Cellular Genetics</w:t>
             </w:r>
           </w:p>
         </w:tc>
@@ -875,7 +878,7 @@
           </w:tcPr>
           <w:p>
             <w:r>
-              <w:t>3/11</w:t>
+              <w:t>10/14</w:t>
             </w:r>
           </w:p>
         </w:tc>
@@ -885,7 +888,7 @@
           </w:tcPr>
           <w:p>
             <w:r>
-              <w:t>Module 08: Cellular Genetics; Lab 08: Cellular Genetics</w:t>
+              <w:t>Module 09: Inheritance Genetics; Lab 09: Inheritance Genetics</w:t>
             </w:r>
           </w:p>
         </w:tc>
@@ -925,7 +928,7 @@
           </w:tcPr>
           <w:p>
             <w:r>
-              <w:t>3/16</w:t>
+              <w:t>10/19</w:t>
             </w:r>
           </w:p>
         </w:tc>
@@ -935,7 +938,7 @@
           </w:tcPr>
           <w:p>
             <w:r>
-              <w:t>No Class</w:t>
+              <w:t>Module 10: Epigenetics; Lab 10: Epigenetics</w:t>
             </w:r>
           </w:p>
         </w:tc>
@@ -944,9 +947,7 @@
             <w:tcW w:type="dxa" w:w="1728"/>
           </w:tcPr>
           <w:p>
-            <w:r>
-              <w:t>Spring Break</w:t>
-            </w:r>
+            <w:r/>
           </w:p>
         </w:tc>
       </w:tr>
@@ -977,7 +978,7 @@
           </w:tcPr>
           <w:p>
             <w:r>
-              <w:t>3/18</w:t>
+              <w:t>10/21</w:t>
             </w:r>
           </w:p>
         </w:tc>
@@ -987,7 +988,7 @@
           </w:tcPr>
           <w:p>
             <w:r>
-              <w:t>No Class</w:t>
+              <w:t>Module 11: Genomics &amp; Biotechnology; Lab 11: Genomics &amp; Biotechnology</w:t>
             </w:r>
           </w:p>
         </w:tc>
@@ -996,9 +997,7 @@
             <w:tcW w:type="dxa" w:w="1728"/>
           </w:tcPr>
           <w:p>
-            <w:r>
-              <w:t>Spring Break</w:t>
-            </w:r>
+            <w:r/>
           </w:p>
         </w:tc>
       </w:tr>
@@ -1029,7 +1028,7 @@
           </w:tcPr>
           <w:p>
             <w:r>
-              <w:t>3/23</w:t>
+              <w:t>10/26</w:t>
             </w:r>
           </w:p>
         </w:tc>
@@ -1039,7 +1038,7 @@
           </w:tcPr>
           <w:p>
             <w:r>
-              <w:t>Module 09: Inheritance Genetics; Lab 09: Inheritance Genetics</w:t>
+              <w:t>Practice Test 03 (Modules 7-11); Lab 12: Exam 02 Review (Paper-based)</w:t>
             </w:r>
           </w:p>
         </w:tc>
@@ -1079,7 +1078,7 @@
           </w:tcPr>
           <w:p>
             <w:r>
-              <w:t>3/25</w:t>
+              <w:t>10/28</w:t>
             </w:r>
           </w:p>
         </w:tc>
@@ -1089,7 +1088,7 @@
           </w:tcPr>
           <w:p>
             <w:r>
-              <w:t>Module 10: Epigenetics; Lab 10: Epigenetics</w:t>
+              <w:t>Exam 02 (Modules 7-11)</w:t>
             </w:r>
           </w:p>
         </w:tc>
@@ -1098,7 +1097,9 @@
             <w:tcW w:type="dxa" w:w="1728"/>
           </w:tcPr>
           <w:p>
-            <w:r/>
+            <w:r>
+              <w:t>Exam</w:t>
+            </w:r>
           </w:p>
         </w:tc>
       </w:tr>
@@ -1129,7 +1130,7 @@
           </w:tcPr>
           <w:p>
             <w:r>
-              <w:t>3/30</w:t>
+              <w:t>11/2</w:t>
             </w:r>
           </w:p>
         </w:tc>
@@ -1139,7 +1140,7 @@
           </w:tcPr>
           <w:p>
             <w:r>
-              <w:t>Module 11: Genomics &amp; Biotechnology; Lab 11: Genomics &amp; Biotechnology</w:t>
+              <w:t>Module 12: Darwin and Evolution (Ch 15); Lab 13</w:t>
             </w:r>
           </w:p>
         </w:tc>
@@ -1149,7 +1150,7 @@
           </w:tcPr>
           <w:p>
             <w:r>
-              <w:t>Monday class meets</w:t>
+              <w:t>Start of new unit</w:t>
             </w:r>
           </w:p>
         </w:tc>
@@ -1181,7 +1182,7 @@
           </w:tcPr>
           <w:p>
             <w:r>
-              <w:t>4/1</w:t>
+              <w:t>11/4</w:t>
             </w:r>
           </w:p>
         </w:tc>
@@ -1233,7 +1234,7 @@
           </w:tcPr>
           <w:p>
             <w:r>
-              <w:t>4/6</w:t>
+              <w:t>11/9</w:t>
             </w:r>
           </w:p>
         </w:tc>
@@ -1243,7 +1244,7 @@
           </w:tcPr>
           <w:p>
             <w:r>
-              <w:t>Module 7-11 Review; Lab 12: Exam 02 Review (Paper-based)</w:t>
+              <w:t>Module 13: How Populations Evolve (Ch 16); Lab 14</w:t>
             </w:r>
           </w:p>
         </w:tc>
@@ -1283,7 +1284,7 @@
           </w:tcPr>
           <w:p>
             <w:r>
-              <w:t>4/8</w:t>
+              <w:t>11/11</w:t>
             </w:r>
           </w:p>
         </w:tc>
@@ -1293,7 +1294,7 @@
           </w:tcPr>
           <w:p>
             <w:r>
-              <w:t>Exam 02 (Modules 7-11)</w:t>
+              <w:t>No Class</w:t>
             </w:r>
           </w:p>
         </w:tc>
@@ -1303,7 +1304,7 @@
           </w:tcPr>
           <w:p>
             <w:r>
-              <w:t>Exam</w:t>
+              <w:t>Veterans Day Holiday</w:t>
             </w:r>
           </w:p>
         </w:tc>
@@ -1335,7 +1336,7 @@
           </w:tcPr>
           <w:p>
             <w:r>
-              <w:t>4/13</w:t>
+              <w:t>11/16</w:t>
             </w:r>
           </w:p>
         </w:tc>
@@ -1345,7 +1346,7 @@
           </w:tcPr>
           <w:p>
             <w:r>
-              <w:t>Module 12: Darwin and Evolution (Ch 15); Lab 13</w:t>
+              <w:t>Module 14: Macroevolution (Ch 17); Lab 15</w:t>
             </w:r>
           </w:p>
         </w:tc>
@@ -1354,9 +1355,7 @@
             <w:tcW w:type="dxa" w:w="1728"/>
           </w:tcPr>
           <w:p>
-            <w:r>
-              <w:t>Start of new unit</w:t>
-            </w:r>
+            <w:r/>
           </w:p>
         </w:tc>
       </w:tr>
@@ -1387,7 +1386,7 @@
           </w:tcPr>
           <w:p>
             <w:r>
-              <w:t>4/15</w:t>
+              <w:t>11/18</w:t>
             </w:r>
           </w:p>
         </w:tc>
@@ -1397,7 +1396,7 @@
           </w:tcPr>
           <w:p>
             <w:r>
-              <w:t>Module 13: How Populations Evolve (Ch 16); Lab 14</w:t>
+              <w:t>Module 15: Population and Systems Ecology (Ch 44 &amp; 45); Lab 16</w:t>
             </w:r>
           </w:p>
         </w:tc>
@@ -1437,7 +1436,7 @@
           </w:tcPr>
           <w:p>
             <w:r>
-              <w:t>4/20</w:t>
+              <w:t>11/23</w:t>
             </w:r>
           </w:p>
         </w:tc>
@@ -1456,7 +1455,9 @@
             <w:tcW w:type="dxa" w:w="1728"/>
           </w:tcPr>
           <w:p>
-            <w:r/>
+            <w:r>
+              <w:t>Fall Break</w:t>
+            </w:r>
           </w:p>
         </w:tc>
       </w:tr>
@@ -1487,7 +1488,7 @@
           </w:tcPr>
           <w:p>
             <w:r>
-              <w:t>4/22</w:t>
+              <w:t>11/25</w:t>
             </w:r>
           </w:p>
         </w:tc>
@@ -1497,7 +1498,7 @@
           </w:tcPr>
           <w:p>
             <w:r>
-              <w:t>Module 14: Macroevolution (Ch 17); Lab 15</w:t>
+              <w:t>No Class</w:t>
             </w:r>
           </w:p>
         </w:tc>
@@ -1506,7 +1507,9 @@
             <w:tcW w:type="dxa" w:w="1728"/>
           </w:tcPr>
           <w:p>
-            <w:r/>
+            <w:r>
+              <w:t>Thanksgiving Holiday</w:t>
+            </w:r>
           </w:p>
         </w:tc>
       </w:tr>
@@ -1537,7 +1540,7 @@
           </w:tcPr>
           <w:p>
             <w:r>
-              <w:t>4/27</w:t>
+              <w:t>11/30</w:t>
             </w:r>
           </w:p>
         </w:tc>
@@ -1547,7 +1550,7 @@
           </w:tcPr>
           <w:p>
             <w:r>
-              <w:t>Module 15: Population and Systems Ecology (Ch 44 &amp; 45); Lab 16</w:t>
+              <w:t>Practice Test 04 (Modules 12-15); Lab 17: Exam 03 Review</w:t>
             </w:r>
           </w:p>
         </w:tc>
@@ -1587,7 +1590,7 @@
           </w:tcPr>
           <w:p>
             <w:r>
-              <w:t>4/29</w:t>
+              <w:t>12/2</w:t>
             </w:r>
           </w:p>
         </w:tc>
@@ -1597,7 +1600,7 @@
           </w:tcPr>
           <w:p>
             <w:r>
-              <w:t>Exam 03 Review (Modules 12-15); Lab 17</w:t>
+              <w:t>No Class</w:t>
             </w:r>
           </w:p>
         </w:tc>
@@ -1606,7 +1609,9 @@
             <w:tcW w:type="dxa" w:w="1728"/>
           </w:tcPr>
           <w:p>
-            <w:r/>
+            <w:r>
+              <w:t>First Wednesday - Programs Canceled</w:t>
+            </w:r>
           </w:p>
         </w:tc>
       </w:tr>
@@ -1637,7 +1642,7 @@
           </w:tcPr>
           <w:p>
             <w:r>
-              <w:t>5/4</w:t>
+              <w:t>12/7</w:t>
             </w:r>
           </w:p>
         </w:tc>
@@ -1689,59 +1694,7 @@
           </w:tcPr>
           <w:p>
             <w:r>
-              <w:t>5/6</w:t>
-            </w:r>
-          </w:p>
-        </w:tc>
-        <w:tc>
-          <w:tcPr>
-            <w:tcW w:type="dxa" w:w="1728"/>
-          </w:tcPr>
-          <w:p>
-            <w:r>
-              <w:t>No Class</w:t>
-            </w:r>
-          </w:p>
-        </w:tc>
-        <w:tc>
-          <w:tcPr>
-            <w:tcW w:type="dxa" w:w="1728"/>
-          </w:tcPr>
-          <w:p>
-            <w:r>
-              <w:t>First Wednesday - Programs Canceled</w:t>
-            </w:r>
-          </w:p>
-        </w:tc>
-      </w:tr>
-      <w:tr>
-        <w:tc>
-          <w:tcPr>
-            <w:tcW w:type="dxa" w:w="1728"/>
-          </w:tcPr>
-          <w:p>
-            <w:r>
-              <w:t>17</w:t>
-            </w:r>
-          </w:p>
-        </w:tc>
-        <w:tc>
-          <w:tcPr>
-            <w:tcW w:type="dxa" w:w="1728"/>
-          </w:tcPr>
-          <w:p>
-            <w:r>
-              <w:t>Mon</w:t>
-            </w:r>
-          </w:p>
-        </w:tc>
-        <w:tc>
-          <w:tcPr>
-            <w:tcW w:type="dxa" w:w="1728"/>
-          </w:tcPr>
-          <w:p>
-            <w:r>
-              <w:t>5/11</w:t>
+              <w:t>12/9</w:t>
             </w:r>
           </w:p>
         </w:tc>
@@ -1781,6 +1734,58 @@
           </w:tcPr>
           <w:p>
             <w:r>
+              <w:t>Mon</w:t>
+            </w:r>
+          </w:p>
+        </w:tc>
+        <w:tc>
+          <w:tcPr>
+            <w:tcW w:type="dxa" w:w="1728"/>
+          </w:tcPr>
+          <w:p>
+            <w:r>
+              <w:t>12/14</w:t>
+            </w:r>
+          </w:p>
+        </w:tc>
+        <w:tc>
+          <w:tcPr>
+            <w:tcW w:type="dxa" w:w="1728"/>
+          </w:tcPr>
+          <w:p>
+            <w:r>
+              <w:t>Practice Test 05 (Modules 1-15); final prep and make-up work</w:t>
+            </w:r>
+          </w:p>
+        </w:tc>
+        <w:tc>
+          <w:tcPr>
+            <w:tcW w:type="dxa" w:w="1728"/>
+          </w:tcPr>
+          <w:p>
+            <w:r>
+              <w:t>Finals week</w:t>
+            </w:r>
+          </w:p>
+        </w:tc>
+      </w:tr>
+      <w:tr>
+        <w:tc>
+          <w:tcPr>
+            <w:tcW w:type="dxa" w:w="1728"/>
+          </w:tcPr>
+          <w:p>
+            <w:r>
+              <w:t>17</w:t>
+            </w:r>
+          </w:p>
+        </w:tc>
+        <w:tc>
+          <w:tcPr>
+            <w:tcW w:type="dxa" w:w="1728"/>
+          </w:tcPr>
+          <w:p>
+            <w:r>
               <w:t>Wed</w:t>
             </w:r>
           </w:p>
@@ -1791,7 +1796,7 @@
           </w:tcPr>
           <w:p>
             <w:r>
-              <w:t>5/13</w:t>
+              <w:t>12/16</w:t>
             </w:r>
           </w:p>
         </w:tc>
@@ -1801,7 +1806,7 @@
           </w:tcPr>
           <w:p>
             <w:r>
-              <w:t>Final Exam (Exam 04)</w:t>
+              <w:t>Comprehensive Final Exam</w:t>
             </w:r>
           </w:p>
         </w:tc>
@@ -1811,7 +1816,7 @@
           </w:tcPr>
           <w:p>
             <w:r>
-              <w:t>Broad final exam</w:t>
+              <w:t>Broad final exam; official slot TBD</w:t>
             </w:r>
           </w:p>
         </w:tc>
@@ -1836,7 +1841,7 @@
         <w:t>Classes Begin</w:t>
       </w:r>
       <w:r>
-        <w:t>: January 17, 2026</w:t>
+        <w:t>: August 22, 2026</w:t>
       </w:r>
     </w:p>
     <w:p>
@@ -1847,10 +1852,66 @@
         <w:rPr>
           <w:b/>
         </w:rPr>
-        <w:t>Spring Break</w:t>
+        <w:t>Labor Day Holiday</w:t>
       </w:r>
       <w:r>
-        <w:t>: March 16-21, 2026 (No Classes)</w:t>
+        <w:t>: September 7, 2026</w:t>
+      </w:r>
+    </w:p>
+    <w:p>
+      <w:r>
+        <w:t xml:space="preserve">• </w:t>
+      </w:r>
+      <w:r>
+        <w:rPr>
+          <w:b/>
+        </w:rPr>
+        <w:t>Census Day</w:t>
+      </w:r>
+      <w:r>
+        <w:t>: September 8, 2026</w:t>
+      </w:r>
+    </w:p>
+    <w:p>
+      <w:r>
+        <w:t xml:space="preserve">• </w:t>
+      </w:r>
+      <w:r>
+        <w:rPr>
+          <w:b/>
+        </w:rPr>
+        <w:t>Veterans Day Holiday</w:t>
+      </w:r>
+      <w:r>
+        <w:t>: November 11, 2026</w:t>
+      </w:r>
+    </w:p>
+    <w:p>
+      <w:r>
+        <w:t xml:space="preserve">• </w:t>
+      </w:r>
+      <w:r>
+        <w:rPr>
+          <w:b/>
+        </w:rPr>
+        <w:t>Fall Break</w:t>
+      </w:r>
+      <w:r>
+        <w:t>: November 23-24, 2026</w:t>
+      </w:r>
+    </w:p>
+    <w:p>
+      <w:r>
+        <w:t xml:space="preserve">• </w:t>
+      </w:r>
+      <w:r>
+        <w:rPr>
+          <w:b/>
+        </w:rPr>
+        <w:t>Thanksgiving Holidays</w:t>
+      </w:r>
+      <w:r>
+        <w:t>: November 25-27, 2026</w:t>
       </w:r>
     </w:p>
     <w:p>
@@ -1864,7 +1925,7 @@
         <w:t>Final Examinations</w:t>
       </w:r>
       <w:r>
-        <w:t>: May 13, 2026</w:t>
+        <w:t>: December 12-18, 2026</w:t>
       </w:r>
     </w:p>
     <w:p>
@@ -1875,10 +1936,10 @@
         <w:rPr>
           <w:b/>
         </w:rPr>
-        <w:t>Semester Ends</w:t>
+        <w:t>Classes End</w:t>
       </w:r>
       <w:r>
-        <w:t>: May 15, 2026</w:t>
+        <w:t>: December 18, 2026</w:t>
       </w:r>
     </w:p>
     <w:p>
@@ -1892,7 +1953,7 @@
         <w:t>Programs Canceled (First Wednesday)</w:t>
       </w:r>
       <w:r>
-        <w:t>: February 4, March 4, April 1, May 6, 2026</w:t>
+        <w:t>: September 2, October 7, November 4, December 2, 2026</w:t>
       </w:r>
     </w:p>
     <w:p>
@@ -1914,7 +1975,7 @@
         <w:t>Exam 01</w:t>
       </w:r>
       <w:r>
-        <w:t>: Week 6 (February 25, 2026) - Modules 1-6</w:t>
+        <w:t>: Week 6 (September 28, 2026) - Modules 1-6</w:t>
       </w:r>
     </w:p>
     <w:p>
@@ -1928,7 +1989,7 @@
         <w:t>Exam 02</w:t>
       </w:r>
       <w:r>
-        <w:t>: Week 12 (April 8, 2026) - Modules 7-11</w:t>
+        <w:t>: Week 10 (October 28, 2026) - Modules 7-11</w:t>
       </w:r>
     </w:p>
     <w:p>
@@ -1942,7 +2003,7 @@
         <w:t>Exam 03</w:t>
       </w:r>
       <w:r>
-        <w:t>: Week 16 (May 4, 2026) - Modules 12-15</w:t>
+        <w:t>: Week 16 (December 7, 2026) - Modules 12-15</w:t>
       </w:r>
     </w:p>
     <w:p>
@@ -1953,10 +2014,31 @@
         <w:rPr>
           <w:b/>
         </w:rPr>
-        <w:t>Exam 04</w:t>
+        <w:t>Comprehensive Final Exam</w:t>
       </w:r>
       <w:r>
-        <w:t>: Week 17 (May 13, 2026) - Final Exam (Comprehensive)</w:t>
+        <w:t>: Week 17 (December 16, 2026) - official slot TBD</w:t>
+      </w:r>
+    </w:p>
+    <w:p>
+      <w:pPr>
+        <w:pStyle w:val="Heading2"/>
+      </w:pPr>
+      <w:r>
+        <w:t>Calendar Source</w:t>
+      </w:r>
+    </w:p>
+    <w:p>
+      <w:r>
+        <w:t>Fall 2026 term anchors are from the College of the Redwoods 2026-2027 Academic</w:t>
+        <w:br/>
+        <w:t xml:space="preserve">Calendar: </w:t>
+      </w:r>
+      <w:r>
+        <w:t>https://www.redwoods.edu/academics/documents/AcademicCalendar_2026-2027_DIGITAL.pdf</w:t>
+      </w:r>
+      <w:r>
+        <w:t>.</w:t>
       </w:r>
     </w:p>
     <w:sectPr>

--- a/PUBLISHED/biol-1/ALL_FILES/Schedule.docx
+++ b/PUBLISHED/biol-1/ALL_FILES/Schedule.docx
@@ -126,7 +126,7 @@
           </w:tcPr>
           <w:p>
             <w:r>
-              <w:t>Module 1: Biology - The Study of Life; Module 2: Basic Chemistry</w:t>
+              <w:t>Module 1: Biology - The Study of Life; Lab 1</w:t>
             </w:r>
           </w:p>
         </w:tc>
@@ -178,7 +178,7 @@
           </w:tcPr>
           <w:p>
             <w:r>
-              <w:t>Module 3: Organic Molecules; Lab 1</w:t>
+              <w:t>Module 2: Basic Chemistry; Lab 2</w:t>
             </w:r>
           </w:p>
         </w:tc>
@@ -228,7 +228,7 @@
           </w:tcPr>
           <w:p>
             <w:r>
-              <w:t>Module 4: Cells; Lab 2</w:t>
+              <w:t>Module 3: Organic Molecules; Lab 3</w:t>
             </w:r>
           </w:p>
         </w:tc>
@@ -382,7 +382,7 @@
           </w:tcPr>
           <w:p>
             <w:r>
-              <w:t>Lab 3 / Practice</w:t>
+              <w:t>Module 4: Cells; Lab 4</w:t>
             </w:r>
           </w:p>
         </w:tc>
@@ -432,7 +432,7 @@
           </w:tcPr>
           <w:p>
             <w:r>
-              <w:t>Practice Test 01 (Modules 1-4)</w:t>
+              <w:t>Practice Test 01 (Modules 1-4); Lab 5</w:t>
             </w:r>
           </w:p>
         </w:tc>
@@ -484,7 +484,7 @@
           </w:tcPr>
           <w:p>
             <w:r>
-              <w:t>Module 5: Membranes; Lab 4: Liquid Chemistry</w:t>
+              <w:t>Module 5: Membranes; Lab 5</w:t>
             </w:r>
           </w:p>
         </w:tc>
@@ -534,7 +534,7 @@
           </w:tcPr>
           <w:p>
             <w:r>
-              <w:t>Module 6: Metabolism; Lab 5: Viewing Life</w:t>
+              <w:t>Module 6: Metabolism; Lab 6</w:t>
             </w:r>
           </w:p>
         </w:tc>
@@ -584,7 +584,7 @@
           </w:tcPr>
           <w:p>
             <w:r>
-              <w:t>Practice Test 02 (Modules 5-6) / Exam 01 Review (Modules 1-6); Lab 6: Exam Review (Paper-based)</w:t>
+              <w:t>Practice Test 02 (Modules 5-6); Exam 01 Review Materials</w:t>
             </w:r>
           </w:p>
         </w:tc>
@@ -736,7 +736,7 @@
           </w:tcPr>
           <w:p>
             <w:r>
-              <w:t>Module 07: Molecular Genetics; Lab 07: Molecular Genetics</w:t>
+              <w:t>Module 07: Molecular Genetics; Lab 07</w:t>
             </w:r>
           </w:p>
         </w:tc>
@@ -838,7 +838,7 @@
           </w:tcPr>
           <w:p>
             <w:r>
-              <w:t>Module 08: Cellular Genetics; Lab 08: Cellular Genetics</w:t>
+              <w:t>Module 08: Cellular Genetics; Lab 08</w:t>
             </w:r>
           </w:p>
         </w:tc>
@@ -888,7 +888,7 @@
           </w:tcPr>
           <w:p>
             <w:r>
-              <w:t>Module 09: Inheritance Genetics; Lab 09: Inheritance Genetics</w:t>
+              <w:t>Module 09: Inheritance Genetics; Lab 09</w:t>
             </w:r>
           </w:p>
         </w:tc>
@@ -938,7 +938,7 @@
           </w:tcPr>
           <w:p>
             <w:r>
-              <w:t>Module 10: Epigenetics; Lab 10: Epigenetics</w:t>
+              <w:t>Module 10: Epigenetics; Lab 10</w:t>
             </w:r>
           </w:p>
         </w:tc>
@@ -988,7 +988,7 @@
           </w:tcPr>
           <w:p>
             <w:r>
-              <w:t>Module 11: Genomics &amp; Biotechnology; Lab 11: Genomics &amp; Biotechnology</w:t>
+              <w:t>Module 11: Genomics &amp; Biotechnology; Lab 11</w:t>
             </w:r>
           </w:p>
         </w:tc>
@@ -1038,7 +1038,7 @@
           </w:tcPr>
           <w:p>
             <w:r>
-              <w:t>Practice Test 03 (Modules 7-11); Lab 12: Exam 02 Review (Paper-based)</w:t>
+              <w:t>Practice Test 03 (Modules 7-11); Exam 02 Review Materials</w:t>
             </w:r>
           </w:p>
         </w:tc>
@@ -1140,7 +1140,7 @@
           </w:tcPr>
           <w:p>
             <w:r>
-              <w:t>Module 12: Darwin and Evolution (Ch 15); Lab 13</w:t>
+              <w:t>Module 12: Darwin and Evolution; Lab 12</w:t>
             </w:r>
           </w:p>
         </w:tc>
@@ -1150,7 +1150,7 @@
           </w:tcPr>
           <w:p>
             <w:r>
-              <w:t>Start of new unit</w:t>
+              <w:t>Start of evolution/ecology unit</w:t>
             </w:r>
           </w:p>
         </w:tc>
@@ -1244,7 +1244,7 @@
           </w:tcPr>
           <w:p>
             <w:r>
-              <w:t>Module 13: How Populations Evolve (Ch 16); Lab 14</w:t>
+              <w:t>Module 13: How Populations Evolve; Lab 13</w:t>
             </w:r>
           </w:p>
         </w:tc>
@@ -1346,7 +1346,7 @@
           </w:tcPr>
           <w:p>
             <w:r>
-              <w:t>Module 14: Macroevolution (Ch 17); Lab 15</w:t>
+              <w:t>Module 14: Macroevolution; Lab 14</w:t>
             </w:r>
           </w:p>
         </w:tc>
@@ -1396,7 +1396,7 @@
           </w:tcPr>
           <w:p>
             <w:r>
-              <w:t>Module 15: Population and Systems Ecology (Ch 44 &amp; 45); Lab 16</w:t>
+              <w:t>Module 15: Population and Systems Ecology; Lab 15</w:t>
             </w:r>
           </w:p>
         </w:tc>
@@ -1550,7 +1550,7 @@
           </w:tcPr>
           <w:p>
             <w:r>
-              <w:t>Practice Test 04 (Modules 12-15); Lab 17: Exam 03 Review</w:t>
+              <w:t>Module 16: Capstone Systems Synthesis; Lab 16</w:t>
             </w:r>
           </w:p>
         </w:tc>
@@ -1559,7 +1559,9 @@
             <w:tcW w:type="dxa" w:w="1728"/>
           </w:tcPr>
           <w:p>
-            <w:r/>
+            <w:r>
+              <w:t>Integrative capstone</w:t>
+            </w:r>
           </w:p>
         </w:tc>
       </w:tr>
@@ -1652,7 +1654,7 @@
           </w:tcPr>
           <w:p>
             <w:r>
-              <w:t>Exam 03 (Modules 12-15)</w:t>
+              <w:t>Practice Test 04 (Modules 12-16); Exam 03 Review Materials</w:t>
             </w:r>
           </w:p>
         </w:tc>
@@ -1661,9 +1663,7 @@
             <w:tcW w:type="dxa" w:w="1728"/>
           </w:tcPr>
           <w:p>
-            <w:r>
-              <w:t>Exam</w:t>
-            </w:r>
+            <w:r/>
           </w:p>
         </w:tc>
       </w:tr>
@@ -1704,7 +1704,7 @@
           </w:tcPr>
           <w:p>
             <w:r>
-              <w:t>Recap, Review, and Extra credit opportunity</w:t>
+              <w:t>Exam 03 (Modules 12-16)</w:t>
             </w:r>
           </w:p>
         </w:tc>
@@ -1713,7 +1713,9 @@
             <w:tcW w:type="dxa" w:w="1728"/>
           </w:tcPr>
           <w:p>
-            <w:r/>
+            <w:r>
+              <w:t>Exam</w:t>
+            </w:r>
           </w:p>
         </w:tc>
       </w:tr>
@@ -1754,7 +1756,7 @@
           </w:tcPr>
           <w:p>
             <w:r>
-              <w:t>Practice Test 05 (Modules 1-15); final prep and make-up work</w:t>
+              <w:t>Practice Test 05 (Modules 1-16); final prep and make-up work</w:t>
             </w:r>
           </w:p>
         </w:tc>
@@ -2003,7 +2005,7 @@
         <w:t>Exam 03</w:t>
       </w:r>
       <w:r>
-        <w:t>: Week 16 (December 7, 2026) - Modules 12-15</w:t>
+        <w:t>: Week 16 (December 9, 2026) - Modules 12-16</w:t>
       </w:r>
     </w:p>
     <w:p>
